--- a/Task-1-Assignment-AnurodhHumagain.docx
+++ b/Task-1-Assignment-AnurodhHumagain.docx
@@ -4,114 +4,43 @@
   <w:body>
     <w:p>
       <w:pPr>
-        <w:shd w:val="clear" w:color="auto" w:fill="FFFFFF"/>
-        <w:spacing w:line="276" w:lineRule="atLeast"/>
-        <w:rPr>
-          <w:rFonts w:ascii="Times New Roman" w:eastAsia="Times New Roman" w:hAnsi="Times New Roman" w:cs="Times New Roman"/>
+        <w:rPr>
+          <w:rFonts w:ascii="Times New Roman" w:hAnsi="Times New Roman" w:cs="Times New Roman"/>
           <w:b/>
-          <w:color w:val="222222"/>
-          <w:sz w:val="24"/>
+          <w:sz w:val="28"/>
           <w:szCs w:val="24"/>
         </w:rPr>
       </w:pPr>
       <w:r>
         <w:rPr>
-          <w:rFonts w:ascii="Times New Roman" w:eastAsia="Times New Roman" w:hAnsi="Times New Roman" w:cs="Times New Roman"/>
+          <w:rFonts w:ascii="Times New Roman" w:hAnsi="Times New Roman" w:cs="Times New Roman"/>
           <w:b/>
-          <w:color w:val="222222"/>
-          <w:sz w:val="24"/>
-          <w:szCs w:val="24"/>
-        </w:rPr>
-        <w:t>4. Project scope</w:t>
+          <w:sz w:val="28"/>
+          <w:szCs w:val="24"/>
+        </w:rPr>
+        <w:t>4.0 Project Scope</w:t>
       </w:r>
     </w:p>
     <w:p>
       <w:pPr>
-        <w:shd w:val="clear" w:color="auto" w:fill="FFFFFF"/>
-        <w:spacing w:line="276" w:lineRule="atLeast"/>
-        <w:rPr>
-          <w:rFonts w:ascii="Times New Roman" w:eastAsia="Times New Roman" w:hAnsi="Times New Roman" w:cs="Times New Roman"/>
-          <w:color w:val="222222"/>
+        <w:rPr>
+          <w:rFonts w:ascii="Times New Roman" w:hAnsi="Times New Roman" w:cs="Times New Roman"/>
           <w:sz w:val="24"/>
           <w:szCs w:val="24"/>
         </w:rPr>
       </w:pPr>
       <w:r>
         <w:rPr>
-          <w:rFonts w:ascii="Times New Roman" w:eastAsia="Times New Roman" w:hAnsi="Times New Roman" w:cs="Times New Roman"/>
-          <w:color w:val="222222"/>
+          <w:rFonts w:ascii="Times New Roman" w:hAnsi="Times New Roman" w:cs="Times New Roman"/>
           <w:sz w:val="24"/>
           <w:szCs w:val="24"/>
         </w:rPr>
-        <w:t xml:space="preserve">Our projects may have some limitations because this version of </w:t>
+        <w:t xml:space="preserve">The section provides clarity on what the </w:t>
       </w:r>
       <w:proofErr w:type="spellStart"/>
       <w:r>
         <w:rPr>
-          <w:rFonts w:ascii="Times New Roman" w:eastAsia="Times New Roman" w:hAnsi="Times New Roman" w:cs="Times New Roman"/>
-          <w:color w:val="222222"/>
-          <w:sz w:val="24"/>
-          <w:szCs w:val="24"/>
-        </w:rPr>
-        <w:t>WasteZero</w:t>
-      </w:r>
-      <w:proofErr w:type="spellEnd"/>
-      <w:r>
-        <w:rPr>
-          <w:rFonts w:ascii="Times New Roman" w:eastAsia="Times New Roman" w:hAnsi="Times New Roman" w:cs="Times New Roman"/>
-          <w:color w:val="222222"/>
-          <w:sz w:val="24"/>
-          <w:szCs w:val="24"/>
-        </w:rPr>
-        <w:t xml:space="preserve"> has some important features as a first phase, and after time we will add more according to user need.</w:t>
-      </w:r>
-    </w:p>
-    <w:p>
-      <w:pPr>
-        <w:shd w:val="clear" w:color="auto" w:fill="FFFFFF"/>
-        <w:spacing w:line="276" w:lineRule="atLeast"/>
-        <w:rPr>
-          <w:rFonts w:ascii="Times New Roman" w:eastAsia="Times New Roman" w:hAnsi="Times New Roman" w:cs="Times New Roman"/>
-          <w:color w:val="222222"/>
-          <w:sz w:val="24"/>
-          <w:szCs w:val="24"/>
-        </w:rPr>
-      </w:pPr>
-      <w:r>
-        <w:rPr>
-          <w:rFonts w:ascii="Times New Roman" w:eastAsia="Times New Roman" w:hAnsi="Times New Roman" w:cs="Times New Roman"/>
-          <w:color w:val="222222"/>
-          <w:sz w:val="24"/>
-          <w:szCs w:val="24"/>
-        </w:rPr>
-        <w:t>4.1. In scope</w:t>
-      </w:r>
-    </w:p>
-    <w:p>
-      <w:pPr>
-        <w:shd w:val="clear" w:color="auto" w:fill="FFFFFF"/>
-        <w:spacing w:line="276" w:lineRule="atLeast"/>
-        <w:rPr>
-          <w:rFonts w:ascii="Times New Roman" w:eastAsia="Times New Roman" w:hAnsi="Times New Roman" w:cs="Times New Roman"/>
-          <w:color w:val="222222"/>
-          <w:sz w:val="24"/>
-          <w:szCs w:val="24"/>
-        </w:rPr>
-      </w:pPr>
-      <w:r>
-        <w:rPr>
-          <w:rFonts w:ascii="Times New Roman" w:eastAsia="Times New Roman" w:hAnsi="Times New Roman" w:cs="Times New Roman"/>
-          <w:color w:val="222222"/>
-          <w:sz w:val="24"/>
-          <w:szCs w:val="24"/>
-        </w:rPr>
-        <w:t xml:space="preserve">For this initial phase the following features and functionalities will be developed and presented in this project.  We work according to the six case studies defined in the </w:t>
-      </w:r>
-      <w:proofErr w:type="spellStart"/>
-      <w:r>
-        <w:rPr>
-          <w:rFonts w:ascii="Times New Roman" w:eastAsia="Times New Roman" w:hAnsi="Times New Roman" w:cs="Times New Roman"/>
-          <w:color w:val="222222"/>
+          <w:rFonts w:ascii="Times New Roman" w:hAnsi="Times New Roman" w:cs="Times New Roman"/>
           <w:sz w:val="24"/>
           <w:szCs w:val="24"/>
         </w:rPr>
@@ -120,12 +49,1081 @@
       <w:proofErr w:type="spellEnd"/>
       <w:r>
         <w:rPr>
+          <w:rFonts w:ascii="Times New Roman" w:hAnsi="Times New Roman" w:cs="Times New Roman"/>
+          <w:sz w:val="24"/>
+          <w:szCs w:val="24"/>
+        </w:rPr>
+        <w:t xml:space="preserve"> system will deliver and what it will not, identifying the boundaries of a </w:t>
+      </w:r>
+      <w:proofErr w:type="spellStart"/>
+      <w:r>
+        <w:rPr>
+          <w:rFonts w:ascii="Times New Roman" w:hAnsi="Times New Roman" w:cs="Times New Roman"/>
+          <w:sz w:val="24"/>
+          <w:szCs w:val="24"/>
+        </w:rPr>
+        <w:t>SavePlate</w:t>
+      </w:r>
+      <w:proofErr w:type="spellEnd"/>
+      <w:r>
+        <w:rPr>
+          <w:rFonts w:ascii="Times New Roman" w:hAnsi="Times New Roman" w:cs="Times New Roman"/>
+          <w:sz w:val="24"/>
+          <w:szCs w:val="24"/>
+        </w:rPr>
+        <w:t xml:space="preserve"> project. Defining the scope helps to avoid adding things at the last minute in development and helps maintain the team working on the projects agreed to.</w:t>
+      </w:r>
+    </w:p>
+    <w:p>
+      <w:pPr>
+        <w:rPr>
+          <w:rFonts w:ascii="Times New Roman" w:hAnsi="Times New Roman" w:cs="Times New Roman"/>
+          <w:sz w:val="24"/>
+          <w:szCs w:val="24"/>
+        </w:rPr>
+      </w:pPr>
+    </w:p>
+    <w:p>
+      <w:pPr>
+        <w:rPr>
+          <w:rFonts w:ascii="Times New Roman" w:hAnsi="Times New Roman" w:cs="Times New Roman"/>
+          <w:b/>
+          <w:szCs w:val="24"/>
+        </w:rPr>
+      </w:pPr>
+      <w:r>
+        <w:rPr>
+          <w:rFonts w:ascii="Times New Roman" w:hAnsi="Times New Roman" w:cs="Times New Roman"/>
+          <w:b/>
+          <w:szCs w:val="24"/>
+        </w:rPr>
+        <w:t>4.1 In Scope</w:t>
+      </w:r>
+    </w:p>
+    <w:p>
+      <w:pPr>
+        <w:rPr>
+          <w:rFonts w:ascii="Times New Roman" w:hAnsi="Times New Roman" w:cs="Times New Roman"/>
+          <w:sz w:val="24"/>
+          <w:szCs w:val="24"/>
+        </w:rPr>
+      </w:pPr>
+      <w:r>
+        <w:rPr>
+          <w:rFonts w:ascii="Times New Roman" w:hAnsi="Times New Roman" w:cs="Times New Roman"/>
+          <w:sz w:val="24"/>
+          <w:szCs w:val="24"/>
+        </w:rPr>
+        <w:t>In this project the following features and functions will be developed and delivered:</w:t>
+      </w:r>
+    </w:p>
+    <w:p>
+      <w:pPr>
+        <w:rPr>
+          <w:rFonts w:ascii="Times New Roman" w:hAnsi="Times New Roman" w:cs="Times New Roman"/>
+          <w:sz w:val="24"/>
+          <w:szCs w:val="24"/>
+        </w:rPr>
+      </w:pPr>
+    </w:p>
+    <w:p>
+      <w:pPr>
+        <w:rPr>
+          <w:rFonts w:ascii="Times New Roman" w:hAnsi="Times New Roman" w:cs="Times New Roman"/>
+          <w:b/>
+          <w:sz w:val="28"/>
+          <w:szCs w:val="24"/>
+        </w:rPr>
+      </w:pPr>
+      <w:r>
+        <w:rPr>
+          <w:rFonts w:ascii="Times New Roman" w:hAnsi="Times New Roman" w:cs="Times New Roman"/>
+          <w:b/>
+          <w:sz w:val="28"/>
+          <w:szCs w:val="24"/>
+        </w:rPr>
+        <w:t>Use Case 1: Register User and Privacy Settings</w:t>
+      </w:r>
+    </w:p>
+    <w:p>
+      <w:pPr>
+        <w:pStyle w:val="ListParagraph"/>
+        <w:numPr>
+          <w:ilvl w:val="0"/>
+          <w:numId w:val="2"/>
+        </w:numPr>
+        <w:rPr>
+          <w:rFonts w:ascii="Times New Roman" w:hAnsi="Times New Roman" w:cs="Times New Roman"/>
+          <w:sz w:val="24"/>
+          <w:szCs w:val="24"/>
+        </w:rPr>
+      </w:pPr>
+      <w:r>
+        <w:rPr>
+          <w:rFonts w:ascii="Times New Roman" w:hAnsi="Times New Roman" w:cs="Times New Roman"/>
+          <w:sz w:val="24"/>
+          <w:szCs w:val="24"/>
+        </w:rPr>
+        <w:t>A new account can be registered by users with their full name, email address, password, and optional household size.</w:t>
+      </w:r>
+    </w:p>
+    <w:p>
+      <w:pPr>
+        <w:pStyle w:val="ListParagraph"/>
+        <w:numPr>
+          <w:ilvl w:val="0"/>
+          <w:numId w:val="2"/>
+        </w:numPr>
+        <w:rPr>
+          <w:rFonts w:ascii="Times New Roman" w:hAnsi="Times New Roman" w:cs="Times New Roman"/>
+          <w:sz w:val="24"/>
+          <w:szCs w:val="24"/>
+        </w:rPr>
+      </w:pPr>
+      <w:r>
+        <w:rPr>
+          <w:rFonts w:ascii="Times New Roman" w:hAnsi="Times New Roman" w:cs="Times New Roman"/>
+          <w:sz w:val="24"/>
+          <w:szCs w:val="24"/>
+        </w:rPr>
+        <w:t>After successful registration, the system will send a 6-digit verification code in an email to activate the account.</w:t>
+      </w:r>
+    </w:p>
+    <w:p>
+      <w:pPr>
+        <w:pStyle w:val="ListParagraph"/>
+        <w:numPr>
+          <w:ilvl w:val="0"/>
+          <w:numId w:val="2"/>
+        </w:numPr>
+        <w:rPr>
+          <w:rFonts w:ascii="Times New Roman" w:hAnsi="Times New Roman" w:cs="Times New Roman"/>
+          <w:sz w:val="24"/>
+          <w:szCs w:val="24"/>
+        </w:rPr>
+      </w:pPr>
+      <w:r>
+        <w:rPr>
+          <w:rFonts w:ascii="Times New Roman" w:hAnsi="Times New Roman" w:cs="Times New Roman"/>
+          <w:sz w:val="24"/>
+          <w:szCs w:val="24"/>
+        </w:rPr>
+        <w:t>Users can securely log in with their email and password for registered users.</w:t>
+      </w:r>
+    </w:p>
+    <w:p>
+      <w:pPr>
+        <w:pStyle w:val="ListParagraph"/>
+        <w:numPr>
+          <w:ilvl w:val="0"/>
+          <w:numId w:val="2"/>
+        </w:numPr>
+        <w:rPr>
+          <w:rFonts w:ascii="Times New Roman" w:hAnsi="Times New Roman" w:cs="Times New Roman"/>
+          <w:sz w:val="24"/>
+          <w:szCs w:val="24"/>
+        </w:rPr>
+      </w:pPr>
+      <w:r>
+        <w:rPr>
+          <w:rFonts w:ascii="Times New Roman" w:hAnsi="Times New Roman" w:cs="Times New Roman"/>
+          <w:sz w:val="24"/>
+          <w:szCs w:val="24"/>
+        </w:rPr>
+        <w:t>Two-Factor Authentication (2FA) can be enabled in Account Settings to add to security.</w:t>
+      </w:r>
+    </w:p>
+    <w:p>
+      <w:pPr>
+        <w:pStyle w:val="ListParagraph"/>
+        <w:numPr>
+          <w:ilvl w:val="0"/>
+          <w:numId w:val="2"/>
+        </w:numPr>
+        <w:rPr>
+          <w:rFonts w:ascii="Times New Roman" w:hAnsi="Times New Roman" w:cs="Times New Roman"/>
+          <w:sz w:val="24"/>
+          <w:szCs w:val="24"/>
+        </w:rPr>
+      </w:pPr>
+      <w:r>
+        <w:rPr>
+          <w:rFonts w:ascii="Times New Roman" w:hAnsi="Times New Roman" w:cs="Times New Roman"/>
+          <w:sz w:val="24"/>
+          <w:szCs w:val="24"/>
+        </w:rPr>
+        <w:t>Users have the ability to manage their privacy settings, including control of visibility of their donation listing.</w:t>
+      </w:r>
+    </w:p>
+    <w:p>
+      <w:pPr>
+        <w:rPr>
+          <w:rFonts w:ascii="Times New Roman" w:hAnsi="Times New Roman" w:cs="Times New Roman"/>
+          <w:sz w:val="24"/>
+          <w:szCs w:val="24"/>
+        </w:rPr>
+      </w:pPr>
+    </w:p>
+    <w:p>
+      <w:pPr>
+        <w:rPr>
+          <w:rFonts w:ascii="Times New Roman" w:hAnsi="Times New Roman" w:cs="Times New Roman"/>
+          <w:b/>
+          <w:sz w:val="28"/>
+          <w:szCs w:val="24"/>
+        </w:rPr>
+      </w:pPr>
+      <w:r>
+        <w:rPr>
+          <w:rFonts w:ascii="Times New Roman" w:hAnsi="Times New Roman" w:cs="Times New Roman"/>
+          <w:b/>
+          <w:sz w:val="28"/>
+          <w:szCs w:val="24"/>
+        </w:rPr>
+        <w:t>Use Case 2: Control Food Stocks</w:t>
+      </w:r>
+    </w:p>
+    <w:p>
+      <w:pPr>
+        <w:pStyle w:val="ListParagraph"/>
+        <w:numPr>
+          <w:ilvl w:val="0"/>
+          <w:numId w:val="3"/>
+        </w:numPr>
+        <w:rPr>
+          <w:rFonts w:ascii="Times New Roman" w:hAnsi="Times New Roman" w:cs="Times New Roman"/>
+          <w:sz w:val="24"/>
+          <w:szCs w:val="24"/>
+        </w:rPr>
+      </w:pPr>
+      <w:r>
+        <w:rPr>
+          <w:rFonts w:ascii="Times New Roman" w:hAnsi="Times New Roman" w:cs="Times New Roman"/>
+          <w:sz w:val="24"/>
+          <w:szCs w:val="24"/>
+        </w:rPr>
+        <w:t>Authenticated Users can add an item of food to their own inventory including Name, Quantity, Expiry Date, Category and Storage Location.</w:t>
+      </w:r>
+    </w:p>
+    <w:p>
+      <w:pPr>
+        <w:pStyle w:val="ListParagraph"/>
+        <w:numPr>
+          <w:ilvl w:val="0"/>
+          <w:numId w:val="3"/>
+        </w:numPr>
+        <w:rPr>
+          <w:rFonts w:ascii="Times New Roman" w:hAnsi="Times New Roman" w:cs="Times New Roman"/>
+          <w:sz w:val="24"/>
+          <w:szCs w:val="24"/>
+        </w:rPr>
+      </w:pPr>
+      <w:r>
+        <w:rPr>
+          <w:rFonts w:ascii="Times New Roman" w:hAnsi="Times New Roman" w:cs="Times New Roman"/>
+          <w:sz w:val="24"/>
+          <w:szCs w:val="24"/>
+        </w:rPr>
+        <w:t>Existing food inventory items can be dynamically edited and updated by users as time goes on.</w:t>
+      </w:r>
+    </w:p>
+    <w:p>
+      <w:pPr>
+        <w:pStyle w:val="ListParagraph"/>
+        <w:numPr>
+          <w:ilvl w:val="0"/>
+          <w:numId w:val="3"/>
+        </w:numPr>
+        <w:rPr>
+          <w:rFonts w:ascii="Times New Roman" w:hAnsi="Times New Roman" w:cs="Times New Roman"/>
+          <w:sz w:val="24"/>
+          <w:szCs w:val="24"/>
+        </w:rPr>
+      </w:pPr>
+      <w:r>
+        <w:rPr>
+          <w:rFonts w:ascii="Times New Roman" w:hAnsi="Times New Roman" w:cs="Times New Roman"/>
+          <w:sz w:val="24"/>
+          <w:szCs w:val="24"/>
+        </w:rPr>
+        <w:t>Food items are removable from the list and user can mark them as used when they are eaten.</w:t>
+      </w:r>
+    </w:p>
+    <w:p>
+      <w:pPr>
+        <w:pStyle w:val="ListParagraph"/>
+        <w:numPr>
+          <w:ilvl w:val="0"/>
+          <w:numId w:val="3"/>
+        </w:numPr>
+        <w:rPr>
+          <w:rFonts w:ascii="Times New Roman" w:hAnsi="Times New Roman" w:cs="Times New Roman"/>
+          <w:sz w:val="24"/>
+          <w:szCs w:val="24"/>
+        </w:rPr>
+      </w:pPr>
+      <w:r>
+        <w:rPr>
+          <w:rFonts w:ascii="Times New Roman" w:hAnsi="Times New Roman" w:cs="Times New Roman"/>
+          <w:sz w:val="24"/>
+          <w:szCs w:val="24"/>
+        </w:rPr>
+        <w:t>Flagging items that are near their expiration date can be done and they can be immediately turned into donation listings from the inventory screen.</w:t>
+      </w:r>
+    </w:p>
+    <w:p>
+      <w:pPr>
+        <w:rPr>
+          <w:rFonts w:ascii="Times New Roman" w:hAnsi="Times New Roman" w:cs="Times New Roman"/>
+          <w:sz w:val="24"/>
+          <w:szCs w:val="24"/>
+        </w:rPr>
+      </w:pPr>
+    </w:p>
+    <w:p>
+      <w:pPr>
+        <w:rPr>
+          <w:rFonts w:ascii="Times New Roman" w:hAnsi="Times New Roman" w:cs="Times New Roman"/>
+          <w:sz w:val="24"/>
+          <w:szCs w:val="24"/>
+        </w:rPr>
+      </w:pPr>
+    </w:p>
+    <w:p>
+      <w:pPr>
+        <w:rPr>
+          <w:rFonts w:ascii="Times New Roman" w:hAnsi="Times New Roman" w:cs="Times New Roman"/>
+          <w:sz w:val="24"/>
+          <w:szCs w:val="24"/>
+        </w:rPr>
+      </w:pPr>
+    </w:p>
+    <w:p>
+      <w:pPr>
+        <w:rPr>
+          <w:rFonts w:ascii="Times New Roman" w:hAnsi="Times New Roman" w:cs="Times New Roman"/>
+          <w:sz w:val="24"/>
+          <w:szCs w:val="24"/>
+        </w:rPr>
+      </w:pPr>
+    </w:p>
+    <w:p>
+      <w:pPr>
+        <w:rPr>
+          <w:rFonts w:ascii="Times New Roman" w:hAnsi="Times New Roman" w:cs="Times New Roman"/>
+          <w:sz w:val="24"/>
+          <w:szCs w:val="24"/>
+        </w:rPr>
+      </w:pPr>
+    </w:p>
+    <w:p>
+      <w:pPr>
+        <w:rPr>
+          <w:rFonts w:ascii="Times New Roman" w:hAnsi="Times New Roman" w:cs="Times New Roman"/>
+          <w:sz w:val="24"/>
+          <w:szCs w:val="24"/>
+        </w:rPr>
+      </w:pPr>
+    </w:p>
+    <w:p>
+      <w:pPr>
+        <w:rPr>
+          <w:rFonts w:ascii="Times New Roman" w:hAnsi="Times New Roman" w:cs="Times New Roman"/>
+          <w:b/>
+          <w:sz w:val="28"/>
+          <w:szCs w:val="24"/>
+        </w:rPr>
+      </w:pPr>
+      <w:r>
+        <w:rPr>
+          <w:rFonts w:ascii="Times New Roman" w:hAnsi="Times New Roman" w:cs="Times New Roman"/>
+          <w:b/>
+          <w:sz w:val="28"/>
+          <w:szCs w:val="24"/>
+        </w:rPr>
+        <w:lastRenderedPageBreak/>
+        <w:t>Use Case 3: Browse Food Items</w:t>
+      </w:r>
+    </w:p>
+    <w:p>
+      <w:pPr>
+        <w:pStyle w:val="ListParagraph"/>
+        <w:numPr>
+          <w:ilvl w:val="0"/>
+          <w:numId w:val="4"/>
+        </w:numPr>
+        <w:rPr>
+          <w:rFonts w:ascii="Times New Roman" w:hAnsi="Times New Roman" w:cs="Times New Roman"/>
+          <w:sz w:val="24"/>
+          <w:szCs w:val="24"/>
+        </w:rPr>
+      </w:pPr>
+      <w:r>
+        <w:rPr>
+          <w:rFonts w:ascii="Times New Roman" w:hAnsi="Times New Roman" w:cs="Times New Roman"/>
+          <w:sz w:val="24"/>
+          <w:szCs w:val="24"/>
+        </w:rPr>
+        <w:t>With filter options for category, expiry date and storage type, users can browse through all available food listings, both personal and community food listings.</w:t>
+      </w:r>
+    </w:p>
+    <w:p>
+      <w:pPr>
+        <w:pStyle w:val="ListParagraph"/>
+        <w:numPr>
+          <w:ilvl w:val="0"/>
+          <w:numId w:val="4"/>
+        </w:numPr>
+        <w:rPr>
+          <w:rFonts w:ascii="Times New Roman" w:hAnsi="Times New Roman" w:cs="Times New Roman"/>
+          <w:sz w:val="24"/>
+          <w:szCs w:val="24"/>
+        </w:rPr>
+      </w:pPr>
+      <w:r>
+        <w:rPr>
+          <w:rFonts w:ascii="Times New Roman" w:hAnsi="Times New Roman" w:cs="Times New Roman"/>
+          <w:sz w:val="24"/>
+          <w:szCs w:val="24"/>
+        </w:rPr>
+        <w:t>All users can see detailed information about the listed food item, such as the name, quantity, expiry date and pick-up location.</w:t>
+      </w:r>
+    </w:p>
+    <w:p>
+      <w:pPr>
+        <w:pStyle w:val="ListParagraph"/>
+        <w:numPr>
+          <w:ilvl w:val="0"/>
+          <w:numId w:val="4"/>
+        </w:numPr>
+        <w:rPr>
+          <w:rFonts w:ascii="Times New Roman" w:hAnsi="Times New Roman" w:cs="Times New Roman"/>
+          <w:sz w:val="24"/>
+          <w:szCs w:val="24"/>
+        </w:rPr>
+      </w:pPr>
+      <w:r>
+        <w:rPr>
+          <w:rFonts w:ascii="Times New Roman" w:hAnsi="Times New Roman" w:cs="Times New Roman"/>
+          <w:sz w:val="24"/>
+          <w:szCs w:val="24"/>
+        </w:rPr>
+        <w:t>Users can use the ‘Used’ ‘Plan for Meal' and ‘Flag for Donation' options at the browse view.</w:t>
+      </w:r>
+    </w:p>
+    <w:p>
+      <w:pPr>
+        <w:pStyle w:val="ListParagraph"/>
+        <w:numPr>
+          <w:ilvl w:val="0"/>
+          <w:numId w:val="4"/>
+        </w:numPr>
+        <w:rPr>
+          <w:rFonts w:ascii="Times New Roman" w:hAnsi="Times New Roman" w:cs="Times New Roman"/>
+          <w:sz w:val="24"/>
+          <w:szCs w:val="24"/>
+        </w:rPr>
+      </w:pPr>
+      <w:r>
+        <w:rPr>
+          <w:rFonts w:ascii="Times New Roman" w:hAnsi="Times New Roman" w:cs="Times New Roman"/>
+          <w:sz w:val="24"/>
+          <w:szCs w:val="24"/>
+        </w:rPr>
+        <w:t>Users can pick up donation lists available from other households.</w:t>
+      </w:r>
+    </w:p>
+    <w:p>
+      <w:pPr>
+        <w:rPr>
+          <w:rFonts w:ascii="Times New Roman" w:hAnsi="Times New Roman" w:cs="Times New Roman"/>
+          <w:sz w:val="24"/>
+          <w:szCs w:val="24"/>
+        </w:rPr>
+      </w:pPr>
+    </w:p>
+    <w:p>
+      <w:pPr>
+        <w:rPr>
+          <w:rFonts w:ascii="Times New Roman" w:hAnsi="Times New Roman" w:cs="Times New Roman"/>
+          <w:b/>
+          <w:sz w:val="28"/>
+          <w:szCs w:val="24"/>
+        </w:rPr>
+      </w:pPr>
+      <w:r>
+        <w:rPr>
+          <w:rFonts w:ascii="Times New Roman" w:hAnsi="Times New Roman" w:cs="Times New Roman"/>
+          <w:b/>
+          <w:sz w:val="28"/>
+          <w:szCs w:val="24"/>
+        </w:rPr>
+        <w:t>Use Case 4: Food Analytics</w:t>
+      </w:r>
+    </w:p>
+    <w:p>
+      <w:pPr>
+        <w:pStyle w:val="ListParagraph"/>
+        <w:numPr>
+          <w:ilvl w:val="0"/>
+          <w:numId w:val="5"/>
+        </w:numPr>
+        <w:rPr>
+          <w:rFonts w:ascii="Times New Roman" w:hAnsi="Times New Roman" w:cs="Times New Roman"/>
+          <w:sz w:val="24"/>
+          <w:szCs w:val="24"/>
+        </w:rPr>
+      </w:pPr>
+      <w:r>
+        <w:rPr>
+          <w:rFonts w:ascii="Times New Roman" w:hAnsi="Times New Roman" w:cs="Times New Roman"/>
+          <w:sz w:val="24"/>
+          <w:szCs w:val="24"/>
+        </w:rPr>
+        <w:t>The system generates a visual analytics dashboard showing the total amount of food saved from waste (in kg) and the number of donations made.</w:t>
+      </w:r>
+    </w:p>
+    <w:p>
+      <w:pPr>
+        <w:pStyle w:val="ListParagraph"/>
+        <w:numPr>
+          <w:ilvl w:val="0"/>
+          <w:numId w:val="5"/>
+        </w:numPr>
+        <w:rPr>
+          <w:rFonts w:ascii="Times New Roman" w:hAnsi="Times New Roman" w:cs="Times New Roman"/>
+          <w:sz w:val="24"/>
+          <w:szCs w:val="24"/>
+        </w:rPr>
+      </w:pPr>
+      <w:r>
+        <w:rPr>
+          <w:rFonts w:ascii="Times New Roman" w:hAnsi="Times New Roman" w:cs="Times New Roman"/>
+          <w:sz w:val="24"/>
+          <w:szCs w:val="24"/>
+        </w:rPr>
+        <w:t>Users can view analytics reports within a weeks or months and by foods category.</w:t>
+      </w:r>
+    </w:p>
+    <w:p>
+      <w:pPr>
+        <w:pStyle w:val="ListParagraph"/>
+        <w:numPr>
+          <w:ilvl w:val="0"/>
+          <w:numId w:val="5"/>
+        </w:numPr>
+        <w:rPr>
+          <w:rFonts w:ascii="Times New Roman" w:hAnsi="Times New Roman" w:cs="Times New Roman"/>
+          <w:sz w:val="24"/>
+          <w:szCs w:val="24"/>
+        </w:rPr>
+      </w:pPr>
+      <w:r>
+        <w:rPr>
+          <w:rFonts w:ascii="Times New Roman" w:hAnsi="Times New Roman" w:cs="Times New Roman"/>
+          <w:sz w:val="24"/>
+          <w:szCs w:val="24"/>
+        </w:rPr>
+        <w:t>Motivation is provided for further engagement through the use of progress indicators and summary cards.</w:t>
+      </w:r>
+    </w:p>
+    <w:p>
+      <w:pPr>
+        <w:rPr>
+          <w:rFonts w:ascii="Times New Roman" w:hAnsi="Times New Roman" w:cs="Times New Roman"/>
+          <w:sz w:val="24"/>
+          <w:szCs w:val="24"/>
+        </w:rPr>
+      </w:pPr>
+    </w:p>
+    <w:p>
+      <w:pPr>
+        <w:rPr>
+          <w:rFonts w:ascii="Times New Roman" w:hAnsi="Times New Roman" w:cs="Times New Roman"/>
+          <w:b/>
+          <w:sz w:val="28"/>
+          <w:szCs w:val="24"/>
+        </w:rPr>
+      </w:pPr>
+      <w:r>
+        <w:rPr>
+          <w:rFonts w:ascii="Times New Roman" w:hAnsi="Times New Roman" w:cs="Times New Roman"/>
+          <w:b/>
+          <w:sz w:val="28"/>
+          <w:szCs w:val="24"/>
+        </w:rPr>
+        <w:t>Use Case 5: Navigate to View Notifications</w:t>
+      </w:r>
+    </w:p>
+    <w:p>
+      <w:pPr>
+        <w:pStyle w:val="ListParagraph"/>
+        <w:numPr>
+          <w:ilvl w:val="0"/>
+          <w:numId w:val="6"/>
+        </w:numPr>
+        <w:rPr>
+          <w:rFonts w:ascii="Times New Roman" w:hAnsi="Times New Roman" w:cs="Times New Roman"/>
+          <w:sz w:val="24"/>
+          <w:szCs w:val="24"/>
+        </w:rPr>
+      </w:pPr>
+      <w:r>
+        <w:rPr>
+          <w:rFonts w:ascii="Times New Roman" w:hAnsi="Times New Roman" w:cs="Times New Roman"/>
+          <w:sz w:val="24"/>
+          <w:szCs w:val="24"/>
+        </w:rPr>
+        <w:t>Also, the system automatically notifies via in-app and email when the food item is 3 days or less from its expiration date.</w:t>
+      </w:r>
+    </w:p>
+    <w:p>
+      <w:pPr>
+        <w:pStyle w:val="ListParagraph"/>
+        <w:numPr>
+          <w:ilvl w:val="0"/>
+          <w:numId w:val="6"/>
+        </w:numPr>
+        <w:rPr>
+          <w:rFonts w:ascii="Times New Roman" w:hAnsi="Times New Roman" w:cs="Times New Roman"/>
+          <w:sz w:val="24"/>
+          <w:szCs w:val="24"/>
+        </w:rPr>
+      </w:pPr>
+      <w:r>
+        <w:rPr>
+          <w:rFonts w:ascii="Times New Roman" w:hAnsi="Times New Roman" w:cs="Times New Roman"/>
+          <w:sz w:val="24"/>
+          <w:szCs w:val="24"/>
+        </w:rPr>
+        <w:t>Users are alerted about donation status (claimed, completed) and reminder about meal planning.</w:t>
+      </w:r>
+    </w:p>
+    <w:p>
+      <w:pPr>
+        <w:pStyle w:val="ListParagraph"/>
+        <w:numPr>
+          <w:ilvl w:val="0"/>
+          <w:numId w:val="6"/>
+        </w:numPr>
+        <w:rPr>
+          <w:rFonts w:ascii="Times New Roman" w:hAnsi="Times New Roman" w:cs="Times New Roman"/>
+          <w:sz w:val="24"/>
+          <w:szCs w:val="24"/>
+        </w:rPr>
+      </w:pPr>
+      <w:r>
+        <w:rPr>
+          <w:rFonts w:ascii="Times New Roman" w:hAnsi="Times New Roman" w:cs="Times New Roman"/>
+          <w:sz w:val="24"/>
+          <w:szCs w:val="24"/>
+        </w:rPr>
+        <w:t>All notifications can be displayed in a single panel, listing them from newest to oldest and marking as read.</w:t>
+      </w:r>
+    </w:p>
+    <w:p>
+      <w:pPr>
+        <w:pStyle w:val="ListParagraph"/>
+        <w:numPr>
+          <w:ilvl w:val="0"/>
+          <w:numId w:val="6"/>
+        </w:numPr>
+        <w:rPr>
+          <w:rFonts w:ascii="Times New Roman" w:hAnsi="Times New Roman" w:cs="Times New Roman"/>
+          <w:sz w:val="24"/>
+          <w:szCs w:val="24"/>
+        </w:rPr>
+      </w:pPr>
+      <w:r>
+        <w:rPr>
+          <w:rFonts w:ascii="Times New Roman" w:hAnsi="Times New Roman" w:cs="Times New Roman"/>
+          <w:sz w:val="24"/>
+          <w:szCs w:val="24"/>
+        </w:rPr>
+        <w:t>Each notification links directly to the screen on which the information is displayed.</w:t>
+      </w:r>
+    </w:p>
+    <w:p>
+      <w:pPr>
+        <w:pStyle w:val="ListParagraph"/>
+        <w:rPr>
+          <w:rFonts w:ascii="Times New Roman" w:hAnsi="Times New Roman" w:cs="Times New Roman"/>
+          <w:sz w:val="28"/>
+          <w:szCs w:val="24"/>
+        </w:rPr>
+      </w:pPr>
+    </w:p>
+    <w:p>
+      <w:pPr>
+        <w:rPr>
+          <w:rFonts w:ascii="Times New Roman" w:hAnsi="Times New Roman" w:cs="Times New Roman"/>
+          <w:b/>
+          <w:sz w:val="28"/>
+          <w:szCs w:val="24"/>
+        </w:rPr>
+      </w:pPr>
+      <w:r>
+        <w:rPr>
+          <w:rFonts w:ascii="Times New Roman" w:hAnsi="Times New Roman" w:cs="Times New Roman"/>
+          <w:b/>
+          <w:sz w:val="28"/>
+          <w:szCs w:val="24"/>
+        </w:rPr>
+        <w:t>Use case 6: Weekly eating plan</w:t>
+      </w:r>
+    </w:p>
+    <w:p>
+      <w:pPr>
+        <w:pStyle w:val="ListParagraph"/>
+        <w:numPr>
+          <w:ilvl w:val="0"/>
+          <w:numId w:val="7"/>
+        </w:numPr>
+        <w:rPr>
+          <w:rFonts w:ascii="Times New Roman" w:hAnsi="Times New Roman" w:cs="Times New Roman"/>
+          <w:sz w:val="24"/>
+          <w:szCs w:val="24"/>
+        </w:rPr>
+      </w:pPr>
+      <w:r>
+        <w:rPr>
+          <w:rFonts w:ascii="Times New Roman" w:hAnsi="Times New Roman" w:cs="Times New Roman"/>
+          <w:sz w:val="24"/>
+          <w:szCs w:val="24"/>
+        </w:rPr>
+        <w:t>Users can schedule a weekly menu on a 7-day calendar view featuring the foods they currently have in their pantry.</w:t>
+      </w:r>
+    </w:p>
+    <w:p>
+      <w:pPr>
+        <w:pStyle w:val="ListParagraph"/>
+        <w:numPr>
+          <w:ilvl w:val="0"/>
+          <w:numId w:val="7"/>
+        </w:numPr>
+        <w:rPr>
+          <w:rFonts w:ascii="Times New Roman" w:hAnsi="Times New Roman" w:cs="Times New Roman"/>
+          <w:sz w:val="24"/>
+          <w:szCs w:val="24"/>
+        </w:rPr>
+      </w:pPr>
+      <w:r>
+        <w:rPr>
+          <w:rFonts w:ascii="Times New Roman" w:hAnsi="Times New Roman" w:cs="Times New Roman"/>
+          <w:sz w:val="24"/>
+          <w:szCs w:val="24"/>
+        </w:rPr>
+        <w:t>They recommend recipes with the ingredients of the inventory available, giving preference to items that are about to expire.</w:t>
+      </w:r>
+    </w:p>
+    <w:p>
+      <w:pPr>
+        <w:pStyle w:val="ListParagraph"/>
+        <w:numPr>
+          <w:ilvl w:val="0"/>
+          <w:numId w:val="7"/>
+        </w:numPr>
+        <w:rPr>
+          <w:rFonts w:ascii="Times New Roman" w:hAnsi="Times New Roman" w:cs="Times New Roman"/>
+          <w:sz w:val="24"/>
+          <w:szCs w:val="24"/>
+        </w:rPr>
+      </w:pPr>
+      <w:r>
+        <w:rPr>
+          <w:rFonts w:ascii="Times New Roman" w:hAnsi="Times New Roman" w:cs="Times New Roman"/>
+          <w:sz w:val="24"/>
+          <w:szCs w:val="24"/>
+        </w:rPr>
+        <w:t>When you set up a meal plan, the necessary amounts of ingredients will be reserved in the inventory and reminders will be set up.</w:t>
+      </w:r>
+    </w:p>
+    <w:p>
+      <w:pPr>
+        <w:rPr>
+          <w:rFonts w:ascii="Times New Roman" w:hAnsi="Times New Roman" w:cs="Times New Roman"/>
+          <w:sz w:val="24"/>
+          <w:szCs w:val="24"/>
+        </w:rPr>
+      </w:pPr>
+    </w:p>
+    <w:p>
+      <w:pPr>
+        <w:rPr>
+          <w:rFonts w:ascii="Times New Roman" w:hAnsi="Times New Roman" w:cs="Times New Roman"/>
+          <w:sz w:val="24"/>
+          <w:szCs w:val="24"/>
+        </w:rPr>
+      </w:pPr>
+    </w:p>
+    <w:p>
+      <w:pPr>
+        <w:rPr>
+          <w:rFonts w:ascii="Times New Roman" w:hAnsi="Times New Roman" w:cs="Times New Roman"/>
+          <w:sz w:val="24"/>
+          <w:szCs w:val="24"/>
+        </w:rPr>
+      </w:pPr>
+    </w:p>
+    <w:p>
+      <w:pPr>
+        <w:rPr>
+          <w:rFonts w:ascii="Times New Roman" w:hAnsi="Times New Roman" w:cs="Times New Roman"/>
+          <w:b/>
+          <w:sz w:val="28"/>
+          <w:szCs w:val="24"/>
+        </w:rPr>
+      </w:pPr>
+      <w:r>
+        <w:rPr>
+          <w:rFonts w:ascii="Times New Roman" w:hAnsi="Times New Roman" w:cs="Times New Roman"/>
+          <w:b/>
+          <w:sz w:val="28"/>
+          <w:szCs w:val="24"/>
+        </w:rPr>
+        <w:lastRenderedPageBreak/>
+        <w:t>4.2 Out of Scope</w:t>
+      </w:r>
+    </w:p>
+    <w:p>
+      <w:pPr>
+        <w:rPr>
+          <w:rFonts w:ascii="Times New Roman" w:hAnsi="Times New Roman" w:cs="Times New Roman"/>
+          <w:sz w:val="24"/>
+          <w:szCs w:val="24"/>
+        </w:rPr>
+      </w:pPr>
+      <w:r>
+        <w:rPr>
+          <w:rFonts w:ascii="Times New Roman" w:hAnsi="Times New Roman" w:cs="Times New Roman"/>
+          <w:sz w:val="24"/>
+          <w:szCs w:val="24"/>
+        </w:rPr>
+        <w:t xml:space="preserve">These are not included in this initial version of </w:t>
+      </w:r>
+      <w:proofErr w:type="spellStart"/>
+      <w:r>
+        <w:rPr>
+          <w:rFonts w:ascii="Times New Roman" w:hAnsi="Times New Roman" w:cs="Times New Roman"/>
+          <w:sz w:val="24"/>
+          <w:szCs w:val="24"/>
+        </w:rPr>
+        <w:t>SavePlate</w:t>
+      </w:r>
+      <w:proofErr w:type="spellEnd"/>
+      <w:r>
+        <w:rPr>
+          <w:rFonts w:ascii="Times New Roman" w:hAnsi="Times New Roman" w:cs="Times New Roman"/>
+          <w:sz w:val="24"/>
+          <w:szCs w:val="24"/>
+        </w:rPr>
+        <w:t xml:space="preserve"> to ensure that the project is within scope and is achievable in the timeframe:</w:t>
+      </w:r>
+    </w:p>
+    <w:p>
+      <w:pPr>
+        <w:rPr>
+          <w:rFonts w:ascii="Times New Roman" w:hAnsi="Times New Roman" w:cs="Times New Roman"/>
+          <w:sz w:val="24"/>
+          <w:szCs w:val="24"/>
+        </w:rPr>
+      </w:pPr>
+    </w:p>
+    <w:p>
+      <w:pPr>
+        <w:pStyle w:val="ListParagraph"/>
+        <w:numPr>
+          <w:ilvl w:val="0"/>
+          <w:numId w:val="8"/>
+        </w:numPr>
+        <w:rPr>
+          <w:rFonts w:ascii="Times New Roman" w:hAnsi="Times New Roman" w:cs="Times New Roman"/>
+          <w:sz w:val="24"/>
+          <w:szCs w:val="24"/>
+        </w:rPr>
+      </w:pPr>
+      <w:r>
+        <w:rPr>
+          <w:rFonts w:ascii="Times New Roman" w:hAnsi="Times New Roman" w:cs="Times New Roman"/>
+          <w:sz w:val="24"/>
+          <w:szCs w:val="24"/>
+        </w:rPr>
+        <w:t>Mobile application development (iOS or Android native apps) — there will only be a responsive Web app.</w:t>
+      </w:r>
+    </w:p>
+    <w:p>
+      <w:pPr>
+        <w:pStyle w:val="ListParagraph"/>
+        <w:numPr>
+          <w:ilvl w:val="0"/>
+          <w:numId w:val="8"/>
+        </w:numPr>
+        <w:rPr>
+          <w:rFonts w:ascii="Times New Roman" w:hAnsi="Times New Roman" w:cs="Times New Roman"/>
+          <w:sz w:val="24"/>
+          <w:szCs w:val="24"/>
+        </w:rPr>
+      </w:pPr>
+      <w:r>
+        <w:rPr>
+          <w:rFonts w:ascii="Times New Roman" w:hAnsi="Times New Roman" w:cs="Times New Roman"/>
+          <w:sz w:val="24"/>
+          <w:szCs w:val="24"/>
+        </w:rPr>
+        <w:t>Any online payment or business related food transactions.</w:t>
+      </w:r>
+    </w:p>
+    <w:p>
+      <w:pPr>
+        <w:pStyle w:val="ListParagraph"/>
+        <w:numPr>
+          <w:ilvl w:val="0"/>
+          <w:numId w:val="8"/>
+        </w:numPr>
+        <w:rPr>
+          <w:rFonts w:ascii="Times New Roman" w:hAnsi="Times New Roman" w:cs="Times New Roman"/>
+          <w:sz w:val="24"/>
+          <w:szCs w:val="24"/>
+        </w:rPr>
+      </w:pPr>
+      <w:r>
+        <w:rPr>
+          <w:rFonts w:ascii="Times New Roman" w:hAnsi="Times New Roman" w:cs="Times New Roman"/>
+          <w:sz w:val="24"/>
+          <w:szCs w:val="24"/>
+        </w:rPr>
+        <w:t>Integration with third party grocery stores or e-commerce stores.</w:t>
+      </w:r>
+    </w:p>
+    <w:p>
+      <w:pPr>
+        <w:pStyle w:val="ListParagraph"/>
+        <w:numPr>
+          <w:ilvl w:val="0"/>
+          <w:numId w:val="8"/>
+        </w:numPr>
+        <w:rPr>
+          <w:rFonts w:ascii="Times New Roman" w:hAnsi="Times New Roman" w:cs="Times New Roman"/>
+          <w:sz w:val="24"/>
+          <w:szCs w:val="24"/>
+        </w:rPr>
+      </w:pPr>
+      <w:r>
+        <w:rPr>
+          <w:rFonts w:ascii="Times New Roman" w:hAnsi="Times New Roman" w:cs="Times New Roman"/>
+          <w:sz w:val="24"/>
+          <w:szCs w:val="24"/>
+        </w:rPr>
+        <w:t>Very convenient automatic food item entry via scanning of barcode or QR code.</w:t>
+      </w:r>
+    </w:p>
+    <w:p>
+      <w:pPr>
+        <w:pStyle w:val="ListParagraph"/>
+        <w:numPr>
+          <w:ilvl w:val="0"/>
+          <w:numId w:val="8"/>
+        </w:numPr>
+        <w:rPr>
+          <w:rFonts w:ascii="Times New Roman" w:hAnsi="Times New Roman" w:cs="Times New Roman"/>
+          <w:sz w:val="24"/>
+          <w:szCs w:val="24"/>
+        </w:rPr>
+      </w:pPr>
+      <w:r>
+        <w:rPr>
+          <w:rFonts w:ascii="Times New Roman" w:hAnsi="Times New Roman" w:cs="Times New Roman"/>
+          <w:sz w:val="24"/>
+          <w:szCs w:val="24"/>
+        </w:rPr>
+        <w:t>Restaurant or hotel food waste management — system is focused on households.</w:t>
+      </w:r>
+    </w:p>
+    <w:p>
+      <w:pPr>
+        <w:pStyle w:val="ListParagraph"/>
+        <w:numPr>
+          <w:ilvl w:val="0"/>
+          <w:numId w:val="8"/>
+        </w:numPr>
+        <w:rPr>
+          <w:rFonts w:ascii="Times New Roman" w:hAnsi="Times New Roman" w:cs="Times New Roman"/>
+          <w:sz w:val="24"/>
+          <w:szCs w:val="24"/>
+        </w:rPr>
+      </w:pPr>
+      <w:r>
+        <w:rPr>
+          <w:rFonts w:ascii="Times New Roman" w:hAnsi="Times New Roman" w:cs="Times New Roman"/>
+          <w:sz w:val="24"/>
+          <w:szCs w:val="24"/>
+        </w:rPr>
+        <w:t>Recipe recommendation based on AI — only the recipe suggestions that are pre-defined and associated with the inventory, will be implemented.</w:t>
+      </w:r>
+    </w:p>
+    <w:p>
+      <w:pPr>
+        <w:pStyle w:val="ListParagraph"/>
+        <w:numPr>
+          <w:ilvl w:val="0"/>
+          <w:numId w:val="8"/>
+        </w:numPr>
+        <w:rPr>
+          <w:rFonts w:ascii="Times New Roman" w:hAnsi="Times New Roman" w:cs="Times New Roman"/>
+          <w:sz w:val="24"/>
+          <w:szCs w:val="24"/>
+        </w:rPr>
+      </w:pPr>
+      <w:r>
+        <w:rPr>
+          <w:rFonts w:ascii="Times New Roman" w:hAnsi="Times New Roman" w:cs="Times New Roman"/>
+          <w:sz w:val="24"/>
+          <w:szCs w:val="24"/>
+        </w:rPr>
+        <w:t>Multilingual (only English will be supported in this version).</w:t>
+      </w:r>
+    </w:p>
+    <w:p>
+      <w:pPr>
+        <w:pStyle w:val="ListParagraph"/>
+        <w:numPr>
+          <w:ilvl w:val="0"/>
+          <w:numId w:val="8"/>
+        </w:numPr>
+        <w:rPr>
+          <w:rFonts w:ascii="Times New Roman" w:hAnsi="Times New Roman" w:cs="Times New Roman"/>
+          <w:sz w:val="24"/>
+          <w:szCs w:val="24"/>
+        </w:rPr>
+      </w:pPr>
+      <w:r>
+        <w:rPr>
+          <w:rFonts w:ascii="Times New Roman" w:hAnsi="Times New Roman" w:cs="Times New Roman"/>
+          <w:sz w:val="24"/>
+          <w:szCs w:val="24"/>
+        </w:rPr>
+        <w:t>GPS tracking system to help locate food donation collection sites in real-time.</w:t>
+      </w:r>
+    </w:p>
+    <w:p>
+      <w:pPr>
+        <w:shd w:val="clear" w:color="auto" w:fill="FFFFFF"/>
+        <w:spacing w:line="276" w:lineRule="atLeast"/>
+        <w:rPr>
           <w:rFonts w:ascii="Times New Roman" w:eastAsia="Times New Roman" w:hAnsi="Times New Roman" w:cs="Times New Roman"/>
           <w:color w:val="222222"/>
           <w:sz w:val="24"/>
           <w:szCs w:val="24"/>
         </w:rPr>
-        <w:t xml:space="preserve"> case study.</w:t>
+      </w:pPr>
+      <w:r>
+        <w:rPr>
+          <w:rFonts w:ascii="Times New Roman" w:eastAsia="Times New Roman" w:hAnsi="Times New Roman" w:cs="Times New Roman"/>
+          <w:color w:val="222222"/>
+          <w:sz w:val="24"/>
+          <w:szCs w:val="24"/>
+        </w:rPr>
+        <w:t> </w:t>
       </w:r>
     </w:p>
     <w:p>
@@ -135,7 +1133,7 @@
         <w:rPr>
           <w:rFonts w:ascii="Times New Roman" w:eastAsia="Times New Roman" w:hAnsi="Times New Roman" w:cs="Times New Roman"/>
           <w:color w:val="222222"/>
-          <w:sz w:val="24"/>
+          <w:sz w:val="28"/>
           <w:szCs w:val="24"/>
         </w:rPr>
       </w:pPr>
@@ -145,846 +1143,7 @@
           <w:b/>
           <w:bCs/>
           <w:color w:val="222222"/>
-          <w:sz w:val="24"/>
-          <w:szCs w:val="24"/>
-        </w:rPr>
-        <w:t>Use case 1: User management</w:t>
-      </w:r>
-    </w:p>
-    <w:p>
-      <w:pPr>
-        <w:shd w:val="clear" w:color="auto" w:fill="FFFFFF"/>
-        <w:spacing w:after="0" w:line="276" w:lineRule="atLeast"/>
-        <w:ind w:left="720"/>
-        <w:rPr>
-          <w:rFonts w:ascii="Times New Roman" w:eastAsia="Times New Roman" w:hAnsi="Times New Roman" w:cs="Times New Roman"/>
-          <w:color w:val="222222"/>
-          <w:sz w:val="24"/>
-          <w:szCs w:val="24"/>
-        </w:rPr>
-      </w:pPr>
-      <w:r>
-        <w:rPr>
-          <w:rFonts w:ascii="Times New Roman" w:eastAsia="Times New Roman" w:hAnsi="Times New Roman" w:cs="Times New Roman"/>
-          <w:color w:val="222222"/>
-          <w:sz w:val="24"/>
-          <w:szCs w:val="24"/>
-        </w:rPr>
-        <w:t>a.       Users can register using full name, email, password etc.</w:t>
-      </w:r>
-    </w:p>
-    <w:p>
-      <w:pPr>
-        <w:shd w:val="clear" w:color="auto" w:fill="FFFFFF"/>
-        <w:spacing w:after="0" w:line="276" w:lineRule="atLeast"/>
-        <w:ind w:left="720"/>
-        <w:rPr>
-          <w:rFonts w:ascii="Times New Roman" w:eastAsia="Times New Roman" w:hAnsi="Times New Roman" w:cs="Times New Roman"/>
-          <w:color w:val="222222"/>
-          <w:sz w:val="24"/>
-          <w:szCs w:val="24"/>
-        </w:rPr>
-      </w:pPr>
-      <w:r>
-        <w:rPr>
-          <w:rFonts w:ascii="Times New Roman" w:eastAsia="Times New Roman" w:hAnsi="Times New Roman" w:cs="Times New Roman"/>
-          <w:color w:val="222222"/>
-          <w:sz w:val="24"/>
-          <w:szCs w:val="24"/>
-        </w:rPr>
-        <w:t>b.       Users can login using registered name, email and password.</w:t>
-      </w:r>
-    </w:p>
-    <w:p>
-      <w:pPr>
-        <w:shd w:val="clear" w:color="auto" w:fill="FFFFFF"/>
-        <w:spacing w:after="0" w:line="276" w:lineRule="atLeast"/>
-        <w:ind w:left="720"/>
-        <w:rPr>
-          <w:rFonts w:ascii="Times New Roman" w:eastAsia="Times New Roman" w:hAnsi="Times New Roman" w:cs="Times New Roman"/>
-          <w:color w:val="222222"/>
-          <w:sz w:val="24"/>
-          <w:szCs w:val="24"/>
-        </w:rPr>
-      </w:pPr>
-      <w:r>
-        <w:rPr>
-          <w:rFonts w:ascii="Times New Roman" w:eastAsia="Times New Roman" w:hAnsi="Times New Roman" w:cs="Times New Roman"/>
-          <w:color w:val="222222"/>
-          <w:sz w:val="24"/>
-          <w:szCs w:val="24"/>
-        </w:rPr>
-        <w:t>c.       Users can manage profile.</w:t>
-      </w:r>
-    </w:p>
-    <w:p>
-      <w:pPr>
-        <w:shd w:val="clear" w:color="auto" w:fill="FFFFFF"/>
-        <w:spacing w:line="276" w:lineRule="atLeast"/>
-        <w:ind w:left="720"/>
-        <w:rPr>
-          <w:rFonts w:ascii="Times New Roman" w:eastAsia="Times New Roman" w:hAnsi="Times New Roman" w:cs="Times New Roman"/>
-          <w:color w:val="222222"/>
-          <w:sz w:val="24"/>
-          <w:szCs w:val="24"/>
-        </w:rPr>
-      </w:pPr>
-      <w:r>
-        <w:rPr>
-          <w:rFonts w:ascii="Times New Roman" w:eastAsia="Times New Roman" w:hAnsi="Times New Roman" w:cs="Times New Roman"/>
-          <w:color w:val="222222"/>
-          <w:sz w:val="24"/>
-          <w:szCs w:val="24"/>
-        </w:rPr>
-        <w:t>d.       For password hashing has been used to protect data.</w:t>
-      </w:r>
-    </w:p>
-    <w:p>
-      <w:pPr>
-        <w:shd w:val="clear" w:color="auto" w:fill="FFFFFF"/>
-        <w:spacing w:line="276" w:lineRule="atLeast"/>
-        <w:rPr>
-          <w:rFonts w:ascii="Times New Roman" w:eastAsia="Times New Roman" w:hAnsi="Times New Roman" w:cs="Times New Roman"/>
-          <w:color w:val="222222"/>
-          <w:sz w:val="24"/>
-          <w:szCs w:val="24"/>
-        </w:rPr>
-      </w:pPr>
-      <w:r>
-        <w:rPr>
-          <w:rFonts w:ascii="Times New Roman" w:eastAsia="Times New Roman" w:hAnsi="Times New Roman" w:cs="Times New Roman"/>
-          <w:color w:val="222222"/>
-          <w:sz w:val="24"/>
-          <w:szCs w:val="24"/>
-        </w:rPr>
-        <w:t> </w:t>
-      </w:r>
-    </w:p>
-    <w:p>
-      <w:pPr>
-        <w:shd w:val="clear" w:color="auto" w:fill="FFFFFF"/>
-        <w:spacing w:line="276" w:lineRule="atLeast"/>
-        <w:rPr>
-          <w:rFonts w:ascii="Times New Roman" w:eastAsia="Times New Roman" w:hAnsi="Times New Roman" w:cs="Times New Roman"/>
-          <w:color w:val="222222"/>
-          <w:sz w:val="24"/>
-          <w:szCs w:val="24"/>
-        </w:rPr>
-      </w:pPr>
-      <w:r>
-        <w:rPr>
-          <w:rFonts w:ascii="Times New Roman" w:eastAsia="Times New Roman" w:hAnsi="Times New Roman" w:cs="Times New Roman"/>
-          <w:color w:val="222222"/>
-          <w:sz w:val="24"/>
-          <w:szCs w:val="24"/>
-        </w:rPr>
-        <w:t>Use case 2: Food Inventory</w:t>
-      </w:r>
-    </w:p>
-    <w:p>
-      <w:pPr>
-        <w:shd w:val="clear" w:color="auto" w:fill="FFFFFF"/>
-        <w:spacing w:after="0" w:line="276" w:lineRule="atLeast"/>
-        <w:ind w:left="720"/>
-        <w:rPr>
-          <w:rFonts w:ascii="Times New Roman" w:eastAsia="Times New Roman" w:hAnsi="Times New Roman" w:cs="Times New Roman"/>
-          <w:color w:val="222222"/>
-          <w:sz w:val="24"/>
-          <w:szCs w:val="24"/>
-        </w:rPr>
-      </w:pPr>
-      <w:r>
-        <w:rPr>
-          <w:rFonts w:ascii="Times New Roman" w:eastAsia="Times New Roman" w:hAnsi="Times New Roman" w:cs="Times New Roman"/>
-          <w:color w:val="222222"/>
-          <w:sz w:val="24"/>
-          <w:szCs w:val="24"/>
-        </w:rPr>
-        <w:t>a.       Users can add, update and delete food items as per need.</w:t>
-      </w:r>
-    </w:p>
-    <w:p>
-      <w:pPr>
-        <w:shd w:val="clear" w:color="auto" w:fill="FFFFFF"/>
-        <w:spacing w:line="276" w:lineRule="atLeast"/>
-        <w:ind w:left="720"/>
-        <w:rPr>
-          <w:rFonts w:ascii="Times New Roman" w:eastAsia="Times New Roman" w:hAnsi="Times New Roman" w:cs="Times New Roman"/>
-          <w:color w:val="222222"/>
-          <w:sz w:val="24"/>
-          <w:szCs w:val="24"/>
-        </w:rPr>
-      </w:pPr>
-      <w:r>
-        <w:rPr>
-          <w:rFonts w:ascii="Times New Roman" w:eastAsia="Times New Roman" w:hAnsi="Times New Roman" w:cs="Times New Roman"/>
-          <w:color w:val="222222"/>
-          <w:sz w:val="24"/>
-          <w:szCs w:val="24"/>
-        </w:rPr>
-        <w:t>b.       Users can create an inventory and add items using details such as name, quantity, expiry date etc.</w:t>
-      </w:r>
-    </w:p>
-    <w:p>
-      <w:pPr>
-        <w:shd w:val="clear" w:color="auto" w:fill="FFFFFF"/>
-        <w:spacing w:line="276" w:lineRule="atLeast"/>
-        <w:ind w:left="360"/>
-        <w:rPr>
-          <w:rFonts w:ascii="Times New Roman" w:eastAsia="Times New Roman" w:hAnsi="Times New Roman" w:cs="Times New Roman"/>
-          <w:color w:val="222222"/>
-          <w:sz w:val="24"/>
-          <w:szCs w:val="24"/>
-        </w:rPr>
-      </w:pPr>
-      <w:r>
-        <w:rPr>
-          <w:rFonts w:ascii="Times New Roman" w:eastAsia="Times New Roman" w:hAnsi="Times New Roman" w:cs="Times New Roman"/>
-          <w:color w:val="222222"/>
-          <w:sz w:val="24"/>
-          <w:szCs w:val="24"/>
-        </w:rPr>
-        <w:t> </w:t>
-      </w:r>
-    </w:p>
-    <w:p>
-      <w:pPr>
-        <w:shd w:val="clear" w:color="auto" w:fill="FFFFFF"/>
-        <w:spacing w:line="276" w:lineRule="atLeast"/>
-        <w:rPr>
-          <w:rFonts w:ascii="Times New Roman" w:eastAsia="Times New Roman" w:hAnsi="Times New Roman" w:cs="Times New Roman"/>
-          <w:color w:val="222222"/>
-          <w:sz w:val="24"/>
-          <w:szCs w:val="24"/>
-        </w:rPr>
-      </w:pPr>
-      <w:r>
-        <w:rPr>
-          <w:rFonts w:ascii="Times New Roman" w:eastAsia="Times New Roman" w:hAnsi="Times New Roman" w:cs="Times New Roman"/>
-          <w:color w:val="222222"/>
-          <w:sz w:val="24"/>
-          <w:szCs w:val="24"/>
-        </w:rPr>
-        <w:t>Use case 3: </w:t>
-      </w:r>
-      <w:r>
-        <w:rPr>
-          <w:rFonts w:ascii="Times New Roman" w:eastAsia="Times New Roman" w:hAnsi="Times New Roman" w:cs="Times New Roman"/>
-          <w:b/>
-          <w:bCs/>
-          <w:color w:val="222222"/>
-          <w:sz w:val="24"/>
-          <w:szCs w:val="24"/>
-        </w:rPr>
-        <w:t>Food Browsing</w:t>
-      </w:r>
-    </w:p>
-    <w:p>
-      <w:pPr>
-        <w:shd w:val="clear" w:color="auto" w:fill="FFFFFF"/>
-        <w:spacing w:after="0" w:line="276" w:lineRule="atLeast"/>
-        <w:ind w:left="720"/>
-        <w:rPr>
-          <w:rFonts w:ascii="Times New Roman" w:eastAsia="Times New Roman" w:hAnsi="Times New Roman" w:cs="Times New Roman"/>
-          <w:color w:val="222222"/>
-          <w:sz w:val="24"/>
-          <w:szCs w:val="24"/>
-        </w:rPr>
-      </w:pPr>
-      <w:r>
-        <w:rPr>
-          <w:rFonts w:ascii="Times New Roman" w:eastAsia="Times New Roman" w:hAnsi="Times New Roman" w:cs="Times New Roman"/>
-          <w:color w:val="222222"/>
-          <w:sz w:val="24"/>
-          <w:szCs w:val="24"/>
-        </w:rPr>
-        <w:t>a.       Users can search for food items by their name and list date.</w:t>
-      </w:r>
-    </w:p>
-    <w:p>
-      <w:pPr>
-        <w:shd w:val="clear" w:color="auto" w:fill="FFFFFF"/>
-        <w:spacing w:line="276" w:lineRule="atLeast"/>
-        <w:ind w:left="720"/>
-        <w:rPr>
-          <w:rFonts w:ascii="Times New Roman" w:eastAsia="Times New Roman" w:hAnsi="Times New Roman" w:cs="Times New Roman"/>
-          <w:color w:val="222222"/>
-          <w:sz w:val="24"/>
-          <w:szCs w:val="24"/>
-        </w:rPr>
-      </w:pPr>
-      <w:r>
-        <w:rPr>
-          <w:rFonts w:ascii="Times New Roman" w:eastAsia="Times New Roman" w:hAnsi="Times New Roman" w:cs="Times New Roman"/>
-          <w:color w:val="222222"/>
-          <w:sz w:val="24"/>
-          <w:szCs w:val="24"/>
-        </w:rPr>
-        <w:t>b.       Users can view food details and track its full history.</w:t>
-      </w:r>
-    </w:p>
-    <w:p>
-      <w:pPr>
-        <w:shd w:val="clear" w:color="auto" w:fill="FFFFFF"/>
-        <w:spacing w:line="276" w:lineRule="atLeast"/>
-        <w:rPr>
-          <w:rFonts w:ascii="Times New Roman" w:eastAsia="Times New Roman" w:hAnsi="Times New Roman" w:cs="Times New Roman"/>
-          <w:color w:val="222222"/>
-          <w:sz w:val="24"/>
-          <w:szCs w:val="24"/>
-        </w:rPr>
-      </w:pPr>
-      <w:r>
-        <w:rPr>
-          <w:rFonts w:ascii="Times New Roman" w:eastAsia="Times New Roman" w:hAnsi="Times New Roman" w:cs="Times New Roman"/>
-          <w:color w:val="222222"/>
-          <w:sz w:val="24"/>
-          <w:szCs w:val="24"/>
-        </w:rPr>
-        <w:t> </w:t>
-      </w:r>
-    </w:p>
-    <w:p>
-      <w:pPr>
-        <w:shd w:val="clear" w:color="auto" w:fill="FFFFFF"/>
-        <w:spacing w:line="276" w:lineRule="atLeast"/>
-        <w:rPr>
-          <w:rFonts w:ascii="Times New Roman" w:eastAsia="Times New Roman" w:hAnsi="Times New Roman" w:cs="Times New Roman"/>
-          <w:color w:val="222222"/>
-          <w:sz w:val="24"/>
-          <w:szCs w:val="24"/>
-        </w:rPr>
-      </w:pPr>
-      <w:r>
-        <w:rPr>
-          <w:rFonts w:ascii="Times New Roman" w:eastAsia="Times New Roman" w:hAnsi="Times New Roman" w:cs="Times New Roman"/>
-          <w:color w:val="222222"/>
-          <w:sz w:val="24"/>
-          <w:szCs w:val="24"/>
-        </w:rPr>
-        <w:t>Use case 4: </w:t>
-      </w:r>
-      <w:r>
-        <w:rPr>
-          <w:rFonts w:ascii="Times New Roman" w:eastAsia="Times New Roman" w:hAnsi="Times New Roman" w:cs="Times New Roman"/>
-          <w:b/>
-          <w:bCs/>
-          <w:color w:val="222222"/>
-          <w:sz w:val="24"/>
-          <w:szCs w:val="24"/>
-        </w:rPr>
-        <w:t>Notifications</w:t>
-      </w:r>
-    </w:p>
-    <w:p>
-      <w:pPr>
-        <w:shd w:val="clear" w:color="auto" w:fill="FFFFFF"/>
-        <w:spacing w:after="0" w:line="276" w:lineRule="atLeast"/>
-        <w:ind w:left="1080"/>
-        <w:rPr>
-          <w:rFonts w:ascii="Times New Roman" w:eastAsia="Times New Roman" w:hAnsi="Times New Roman" w:cs="Times New Roman"/>
-          <w:color w:val="222222"/>
-          <w:sz w:val="24"/>
-          <w:szCs w:val="24"/>
-        </w:rPr>
-      </w:pPr>
-      <w:r>
-        <w:rPr>
-          <w:rFonts w:ascii="Times New Roman" w:eastAsia="Times New Roman" w:hAnsi="Times New Roman" w:cs="Times New Roman"/>
-          <w:color w:val="222222"/>
-          <w:sz w:val="24"/>
-          <w:szCs w:val="24"/>
-        </w:rPr>
-        <w:t>a.       The application will send expiry alerts to the user.</w:t>
-      </w:r>
-    </w:p>
-    <w:p>
-      <w:pPr>
-        <w:shd w:val="clear" w:color="auto" w:fill="FFFFFF"/>
-        <w:spacing w:after="0" w:line="276" w:lineRule="atLeast"/>
-        <w:ind w:left="1080"/>
-        <w:rPr>
-          <w:rFonts w:ascii="Times New Roman" w:eastAsia="Times New Roman" w:hAnsi="Times New Roman" w:cs="Times New Roman"/>
-          <w:color w:val="222222"/>
-          <w:sz w:val="24"/>
-          <w:szCs w:val="24"/>
-        </w:rPr>
-      </w:pPr>
-      <w:r>
-        <w:rPr>
-          <w:rFonts w:ascii="Times New Roman" w:eastAsia="Times New Roman" w:hAnsi="Times New Roman" w:cs="Times New Roman"/>
-          <w:color w:val="222222"/>
-          <w:sz w:val="24"/>
-          <w:szCs w:val="24"/>
-        </w:rPr>
-        <w:t>b.       The application will send reminder notifications.</w:t>
-      </w:r>
-    </w:p>
-    <w:p>
-      <w:pPr>
-        <w:shd w:val="clear" w:color="auto" w:fill="FFFFFF"/>
-        <w:spacing w:line="276" w:lineRule="atLeast"/>
-        <w:ind w:left="1080"/>
-        <w:rPr>
-          <w:rFonts w:ascii="Times New Roman" w:eastAsia="Times New Roman" w:hAnsi="Times New Roman" w:cs="Times New Roman"/>
-          <w:color w:val="222222"/>
-          <w:sz w:val="24"/>
-          <w:szCs w:val="24"/>
-        </w:rPr>
-      </w:pPr>
-      <w:r>
-        <w:rPr>
-          <w:rFonts w:ascii="Times New Roman" w:eastAsia="Times New Roman" w:hAnsi="Times New Roman" w:cs="Times New Roman"/>
-          <w:color w:val="222222"/>
-          <w:sz w:val="24"/>
-          <w:szCs w:val="24"/>
-        </w:rPr>
-        <w:t> </w:t>
-      </w:r>
-    </w:p>
-    <w:p>
-      <w:pPr>
-        <w:shd w:val="clear" w:color="auto" w:fill="FFFFFF"/>
-        <w:spacing w:line="276" w:lineRule="atLeast"/>
-        <w:rPr>
-          <w:rFonts w:ascii="Times New Roman" w:eastAsia="Times New Roman" w:hAnsi="Times New Roman" w:cs="Times New Roman"/>
-          <w:color w:val="222222"/>
-          <w:sz w:val="24"/>
-          <w:szCs w:val="24"/>
-        </w:rPr>
-      </w:pPr>
-      <w:r>
-        <w:rPr>
-          <w:rFonts w:ascii="Times New Roman" w:eastAsia="Times New Roman" w:hAnsi="Times New Roman" w:cs="Times New Roman"/>
-          <w:color w:val="222222"/>
-          <w:sz w:val="24"/>
-          <w:szCs w:val="24"/>
-        </w:rPr>
-        <w:t>Use case 5: </w:t>
-      </w:r>
-      <w:r>
-        <w:rPr>
-          <w:rFonts w:ascii="Times New Roman" w:eastAsia="Times New Roman" w:hAnsi="Times New Roman" w:cs="Times New Roman"/>
-          <w:b/>
-          <w:bCs/>
-          <w:color w:val="222222"/>
-          <w:sz w:val="24"/>
-          <w:szCs w:val="24"/>
-        </w:rPr>
-        <w:t>Meal Planning</w:t>
-      </w:r>
-    </w:p>
-    <w:p>
-      <w:pPr>
-        <w:shd w:val="clear" w:color="auto" w:fill="FFFFFF"/>
-        <w:spacing w:line="276" w:lineRule="atLeast"/>
-        <w:ind w:left="720"/>
-        <w:rPr>
-          <w:rFonts w:ascii="Times New Roman" w:eastAsia="Times New Roman" w:hAnsi="Times New Roman" w:cs="Times New Roman"/>
-          <w:color w:val="222222"/>
-          <w:sz w:val="24"/>
-          <w:szCs w:val="24"/>
-        </w:rPr>
-      </w:pPr>
-      <w:r>
-        <w:rPr>
-          <w:rFonts w:ascii="Times New Roman" w:eastAsia="Times New Roman" w:hAnsi="Times New Roman" w:cs="Times New Roman"/>
-          <w:color w:val="222222"/>
-          <w:sz w:val="24"/>
-          <w:szCs w:val="24"/>
-        </w:rPr>
-        <w:t>a.       It also helps with weekly meal planning.</w:t>
-      </w:r>
-    </w:p>
-    <w:p>
-      <w:pPr>
-        <w:shd w:val="clear" w:color="auto" w:fill="FFFFFF"/>
-        <w:spacing w:line="276" w:lineRule="atLeast"/>
-        <w:rPr>
-          <w:rFonts w:ascii="Times New Roman" w:eastAsia="Times New Roman" w:hAnsi="Times New Roman" w:cs="Times New Roman"/>
-          <w:color w:val="222222"/>
-          <w:sz w:val="24"/>
-          <w:szCs w:val="24"/>
-        </w:rPr>
-      </w:pPr>
-      <w:r>
-        <w:rPr>
-          <w:rFonts w:ascii="Times New Roman" w:eastAsia="Times New Roman" w:hAnsi="Times New Roman" w:cs="Times New Roman"/>
-          <w:color w:val="222222"/>
-          <w:sz w:val="24"/>
-          <w:szCs w:val="24"/>
-        </w:rPr>
-        <w:t> </w:t>
-      </w:r>
-    </w:p>
-    <w:p>
-      <w:pPr>
-        <w:shd w:val="clear" w:color="auto" w:fill="FFFFFF"/>
-        <w:spacing w:line="276" w:lineRule="atLeast"/>
-        <w:rPr>
-          <w:rFonts w:ascii="Times New Roman" w:eastAsia="Times New Roman" w:hAnsi="Times New Roman" w:cs="Times New Roman"/>
-          <w:color w:val="222222"/>
-          <w:sz w:val="24"/>
-          <w:szCs w:val="24"/>
-        </w:rPr>
-      </w:pPr>
-      <w:r>
-        <w:rPr>
-          <w:rFonts w:ascii="Times New Roman" w:eastAsia="Times New Roman" w:hAnsi="Times New Roman" w:cs="Times New Roman"/>
-          <w:color w:val="222222"/>
-          <w:sz w:val="24"/>
-          <w:szCs w:val="24"/>
-        </w:rPr>
-        <w:t>Use case 6: </w:t>
-      </w:r>
-      <w:r>
-        <w:rPr>
-          <w:rFonts w:ascii="Times New Roman" w:eastAsia="Times New Roman" w:hAnsi="Times New Roman" w:cs="Times New Roman"/>
-          <w:b/>
-          <w:bCs/>
-          <w:color w:val="222222"/>
-          <w:sz w:val="24"/>
-          <w:szCs w:val="24"/>
-        </w:rPr>
-        <w:t>Analytics</w:t>
-      </w:r>
-    </w:p>
-    <w:p>
-      <w:pPr>
-        <w:shd w:val="clear" w:color="auto" w:fill="FFFFFF"/>
-        <w:spacing w:after="0" w:line="276" w:lineRule="atLeast"/>
-        <w:ind w:left="720"/>
-        <w:rPr>
-          <w:rFonts w:ascii="Times New Roman" w:eastAsia="Times New Roman" w:hAnsi="Times New Roman" w:cs="Times New Roman"/>
-          <w:color w:val="222222"/>
-          <w:sz w:val="24"/>
-          <w:szCs w:val="24"/>
-        </w:rPr>
-      </w:pPr>
-      <w:r>
-        <w:rPr>
-          <w:rFonts w:ascii="Times New Roman" w:eastAsia="Times New Roman" w:hAnsi="Times New Roman" w:cs="Times New Roman"/>
-          <w:color w:val="222222"/>
-          <w:sz w:val="24"/>
-          <w:szCs w:val="24"/>
-        </w:rPr>
-        <w:t>a.       It presents food uses report of an individual in a graphical form.</w:t>
-      </w:r>
-    </w:p>
-    <w:p>
-      <w:pPr>
-        <w:shd w:val="clear" w:color="auto" w:fill="FFFFFF"/>
-        <w:spacing w:line="276" w:lineRule="atLeast"/>
-        <w:ind w:left="720"/>
-        <w:rPr>
-          <w:rFonts w:ascii="Times New Roman" w:eastAsia="Times New Roman" w:hAnsi="Times New Roman" w:cs="Times New Roman"/>
-          <w:color w:val="222222"/>
-          <w:sz w:val="24"/>
-          <w:szCs w:val="24"/>
-        </w:rPr>
-      </w:pPr>
-      <w:r>
-        <w:rPr>
-          <w:rFonts w:ascii="Times New Roman" w:eastAsia="Times New Roman" w:hAnsi="Times New Roman" w:cs="Times New Roman"/>
-          <w:color w:val="222222"/>
-          <w:sz w:val="24"/>
-          <w:szCs w:val="24"/>
-        </w:rPr>
-        <w:t>b.       It tracks food waste and gives proper suggestions to minimize.</w:t>
-      </w:r>
-    </w:p>
-    <w:p>
-      <w:pPr>
-        <w:shd w:val="clear" w:color="auto" w:fill="FFFFFF"/>
-        <w:spacing w:line="276" w:lineRule="atLeast"/>
-        <w:rPr>
-          <w:rFonts w:ascii="Times New Roman" w:eastAsia="Times New Roman" w:hAnsi="Times New Roman" w:cs="Times New Roman"/>
-          <w:color w:val="222222"/>
-          <w:sz w:val="24"/>
-          <w:szCs w:val="24"/>
-        </w:rPr>
-      </w:pPr>
-      <w:r>
-        <w:rPr>
-          <w:rFonts w:ascii="Times New Roman" w:eastAsia="Times New Roman" w:hAnsi="Times New Roman" w:cs="Times New Roman"/>
-          <w:b/>
-          <w:bCs/>
-          <w:color w:val="222222"/>
-          <w:sz w:val="24"/>
-          <w:szCs w:val="24"/>
-        </w:rPr>
-        <w:t> </w:t>
-      </w:r>
-    </w:p>
-    <w:p>
-      <w:pPr>
-        <w:shd w:val="clear" w:color="auto" w:fill="FFFFFF"/>
-        <w:spacing w:line="276" w:lineRule="atLeast"/>
-        <w:rPr>
-          <w:rFonts w:ascii="Times New Roman" w:eastAsia="Times New Roman" w:hAnsi="Times New Roman" w:cs="Times New Roman"/>
-          <w:b/>
-          <w:bCs/>
-          <w:color w:val="222222"/>
-          <w:sz w:val="24"/>
-          <w:szCs w:val="24"/>
-        </w:rPr>
-      </w:pPr>
-    </w:p>
-    <w:p>
-      <w:pPr>
-        <w:shd w:val="clear" w:color="auto" w:fill="FFFFFF"/>
-        <w:spacing w:line="276" w:lineRule="atLeast"/>
-        <w:rPr>
-          <w:rFonts w:ascii="Times New Roman" w:eastAsia="Times New Roman" w:hAnsi="Times New Roman" w:cs="Times New Roman"/>
-          <w:b/>
-          <w:bCs/>
-          <w:color w:val="222222"/>
-          <w:sz w:val="24"/>
-          <w:szCs w:val="24"/>
-        </w:rPr>
-      </w:pPr>
-    </w:p>
-    <w:p>
-      <w:pPr>
-        <w:shd w:val="clear" w:color="auto" w:fill="FFFFFF"/>
-        <w:spacing w:line="276" w:lineRule="atLeast"/>
-        <w:rPr>
-          <w:rFonts w:ascii="Times New Roman" w:eastAsia="Times New Roman" w:hAnsi="Times New Roman" w:cs="Times New Roman"/>
-          <w:color w:val="222222"/>
-          <w:sz w:val="24"/>
-          <w:szCs w:val="24"/>
-        </w:rPr>
-      </w:pPr>
-      <w:r>
-        <w:rPr>
-          <w:rFonts w:ascii="Times New Roman" w:eastAsia="Times New Roman" w:hAnsi="Times New Roman" w:cs="Times New Roman"/>
-          <w:b/>
-          <w:bCs/>
-          <w:color w:val="222222"/>
-          <w:sz w:val="24"/>
-          <w:szCs w:val="24"/>
-        </w:rPr>
-        <w:lastRenderedPageBreak/>
-        <w:t>4.2 Out of scope</w:t>
-      </w:r>
-    </w:p>
-    <w:p>
-      <w:pPr>
-        <w:shd w:val="clear" w:color="auto" w:fill="FFFFFF"/>
-        <w:spacing w:line="276" w:lineRule="atLeast"/>
-        <w:rPr>
-          <w:rFonts w:ascii="Times New Roman" w:eastAsia="Times New Roman" w:hAnsi="Times New Roman" w:cs="Times New Roman"/>
-          <w:color w:val="222222"/>
-          <w:sz w:val="24"/>
-          <w:szCs w:val="24"/>
-        </w:rPr>
-      </w:pPr>
-      <w:r>
-        <w:rPr>
-          <w:rFonts w:ascii="Times New Roman" w:eastAsia="Times New Roman" w:hAnsi="Times New Roman" w:cs="Times New Roman"/>
-          <w:color w:val="222222"/>
-          <w:sz w:val="24"/>
-          <w:szCs w:val="24"/>
-        </w:rPr>
-        <w:t>For the current version the following will not be included, but in future we will add more features according to user need.</w:t>
-      </w:r>
-    </w:p>
-    <w:p>
-      <w:pPr>
-        <w:shd w:val="clear" w:color="auto" w:fill="FFFFFF"/>
-        <w:spacing w:after="0" w:line="276" w:lineRule="atLeast"/>
-        <w:ind w:left="720"/>
-        <w:rPr>
-          <w:rFonts w:ascii="Times New Roman" w:eastAsia="Times New Roman" w:hAnsi="Times New Roman" w:cs="Times New Roman"/>
-          <w:color w:val="222222"/>
-          <w:sz w:val="24"/>
-          <w:szCs w:val="24"/>
-        </w:rPr>
-      </w:pPr>
-      <w:r>
-        <w:rPr>
-          <w:rFonts w:ascii="Times New Roman" w:eastAsia="Times New Roman" w:hAnsi="Times New Roman" w:cs="Times New Roman"/>
-          <w:color w:val="222222"/>
-          <w:sz w:val="24"/>
-          <w:szCs w:val="24"/>
-        </w:rPr>
-        <w:t>a.       Food delivery system has not been included for now.</w:t>
-      </w:r>
-    </w:p>
-    <w:p>
-      <w:pPr>
-        <w:shd w:val="clear" w:color="auto" w:fill="FFFFFF"/>
-        <w:spacing w:after="0" w:line="276" w:lineRule="atLeast"/>
-        <w:ind w:left="720"/>
-        <w:rPr>
-          <w:rFonts w:ascii="Times New Roman" w:eastAsia="Times New Roman" w:hAnsi="Times New Roman" w:cs="Times New Roman"/>
-          <w:color w:val="222222"/>
-          <w:sz w:val="24"/>
-          <w:szCs w:val="24"/>
-        </w:rPr>
-      </w:pPr>
-      <w:r>
-        <w:rPr>
-          <w:rFonts w:ascii="Times New Roman" w:eastAsia="Times New Roman" w:hAnsi="Times New Roman" w:cs="Times New Roman"/>
-          <w:color w:val="222222"/>
-          <w:sz w:val="24"/>
-          <w:szCs w:val="24"/>
-        </w:rPr>
-        <w:t>b.       Online payment system can’t be seen in this version.</w:t>
-      </w:r>
-    </w:p>
-    <w:p>
-      <w:pPr>
-        <w:shd w:val="clear" w:color="auto" w:fill="FFFFFF"/>
-        <w:spacing w:after="0" w:line="276" w:lineRule="atLeast"/>
-        <w:ind w:left="720"/>
-        <w:rPr>
-          <w:rFonts w:ascii="Times New Roman" w:eastAsia="Times New Roman" w:hAnsi="Times New Roman" w:cs="Times New Roman"/>
-          <w:color w:val="222222"/>
-          <w:sz w:val="24"/>
-          <w:szCs w:val="24"/>
-        </w:rPr>
-      </w:pPr>
-      <w:r>
-        <w:rPr>
-          <w:rFonts w:ascii="Times New Roman" w:eastAsia="Times New Roman" w:hAnsi="Times New Roman" w:cs="Times New Roman"/>
-          <w:color w:val="222222"/>
-          <w:sz w:val="24"/>
-          <w:szCs w:val="24"/>
-        </w:rPr>
-        <w:t>c.       Two-factor authentication.</w:t>
-      </w:r>
-    </w:p>
-    <w:p>
-      <w:pPr>
-        <w:shd w:val="clear" w:color="auto" w:fill="FFFFFF"/>
-        <w:spacing w:line="276" w:lineRule="atLeast"/>
-        <w:ind w:left="720"/>
-        <w:rPr>
-          <w:rFonts w:ascii="Times New Roman" w:eastAsia="Times New Roman" w:hAnsi="Times New Roman" w:cs="Times New Roman"/>
-          <w:color w:val="222222"/>
-          <w:sz w:val="24"/>
-          <w:szCs w:val="24"/>
-        </w:rPr>
-      </w:pPr>
-      <w:r>
-        <w:rPr>
-          <w:rFonts w:ascii="Times New Roman" w:eastAsia="Times New Roman" w:hAnsi="Times New Roman" w:cs="Times New Roman"/>
-          <w:color w:val="222222"/>
-          <w:sz w:val="24"/>
-          <w:szCs w:val="24"/>
-        </w:rPr>
-        <w:t>d.       Code email verification while registering.</w:t>
-      </w:r>
-    </w:p>
-    <w:p>
-      <w:pPr>
-        <w:numPr>
-          <w:ilvl w:val="0"/>
-          <w:numId w:val="1"/>
-        </w:numPr>
-        <w:shd w:val="clear" w:color="auto" w:fill="FFFFFF"/>
-        <w:spacing w:line="276" w:lineRule="atLeast"/>
-        <w:rPr>
-          <w:rFonts w:ascii="Times New Roman" w:eastAsia="Times New Roman" w:hAnsi="Times New Roman" w:cs="Times New Roman"/>
-          <w:color w:val="222222"/>
-          <w:sz w:val="24"/>
-          <w:szCs w:val="24"/>
-        </w:rPr>
-      </w:pPr>
-      <w:r>
-        <w:rPr>
-          <w:rFonts w:ascii="Times New Roman" w:eastAsia="Times New Roman" w:hAnsi="Times New Roman" w:cs="Times New Roman"/>
-          <w:color w:val="222222"/>
-          <w:sz w:val="24"/>
-          <w:szCs w:val="24"/>
-        </w:rPr>
-        <w:t>Restaurant management will not be seen here.</w:t>
-      </w:r>
-    </w:p>
-    <w:p>
-      <w:pPr>
-        <w:shd w:val="clear" w:color="auto" w:fill="FFFFFF"/>
-        <w:spacing w:after="0" w:line="276" w:lineRule="atLeast"/>
-        <w:ind w:left="720"/>
-        <w:rPr>
-          <w:rFonts w:ascii="Times New Roman" w:eastAsia="Times New Roman" w:hAnsi="Times New Roman" w:cs="Times New Roman"/>
-          <w:color w:val="222222"/>
-          <w:sz w:val="24"/>
-          <w:szCs w:val="24"/>
-        </w:rPr>
-      </w:pPr>
-      <w:r>
-        <w:rPr>
-          <w:rFonts w:ascii="Times New Roman" w:eastAsia="Times New Roman" w:hAnsi="Times New Roman" w:cs="Times New Roman"/>
-          <w:color w:val="222222"/>
-          <w:sz w:val="24"/>
-          <w:szCs w:val="24"/>
-        </w:rPr>
-        <w:t>f.         Ai bot has not been used for any interaction with users.</w:t>
-      </w:r>
-    </w:p>
-    <w:p>
-      <w:pPr>
-        <w:shd w:val="clear" w:color="auto" w:fill="FFFFFF"/>
-        <w:spacing w:line="276" w:lineRule="atLeast"/>
-        <w:ind w:left="720"/>
-        <w:rPr>
-          <w:rFonts w:ascii="Times New Roman" w:eastAsia="Times New Roman" w:hAnsi="Times New Roman" w:cs="Times New Roman"/>
-          <w:color w:val="222222"/>
-          <w:sz w:val="24"/>
-          <w:szCs w:val="24"/>
-        </w:rPr>
-      </w:pPr>
-      <w:r>
-        <w:rPr>
-          <w:rFonts w:ascii="Times New Roman" w:eastAsia="Times New Roman" w:hAnsi="Times New Roman" w:cs="Times New Roman"/>
-          <w:color w:val="222222"/>
-          <w:sz w:val="24"/>
-          <w:szCs w:val="24"/>
-        </w:rPr>
-        <w:t>g.        Only supports English until next update.</w:t>
-      </w:r>
-    </w:p>
-    <w:p>
-      <w:pPr>
-        <w:shd w:val="clear" w:color="auto" w:fill="FFFFFF"/>
-        <w:spacing w:line="276" w:lineRule="atLeast"/>
-        <w:rPr>
-          <w:rFonts w:ascii="Times New Roman" w:eastAsia="Times New Roman" w:hAnsi="Times New Roman" w:cs="Times New Roman"/>
-          <w:color w:val="222222"/>
-          <w:sz w:val="24"/>
-          <w:szCs w:val="24"/>
-        </w:rPr>
-      </w:pPr>
-      <w:r>
-        <w:rPr>
-          <w:rFonts w:ascii="Times New Roman" w:eastAsia="Times New Roman" w:hAnsi="Times New Roman" w:cs="Times New Roman"/>
-          <w:color w:val="222222"/>
-          <w:sz w:val="24"/>
-          <w:szCs w:val="24"/>
-        </w:rPr>
-        <w:t> </w:t>
-      </w:r>
-    </w:p>
-    <w:p>
-      <w:pPr>
-        <w:shd w:val="clear" w:color="auto" w:fill="FFFFFF"/>
-        <w:spacing w:line="276" w:lineRule="atLeast"/>
-        <w:rPr>
-          <w:rFonts w:ascii="Times New Roman" w:eastAsia="Times New Roman" w:hAnsi="Times New Roman" w:cs="Times New Roman"/>
-          <w:color w:val="222222"/>
-          <w:sz w:val="24"/>
-          <w:szCs w:val="24"/>
-        </w:rPr>
-      </w:pPr>
-      <w:r>
-        <w:rPr>
-          <w:rFonts w:ascii="Times New Roman" w:eastAsia="Times New Roman" w:hAnsi="Times New Roman" w:cs="Times New Roman"/>
-          <w:b/>
-          <w:bCs/>
-          <w:color w:val="222222"/>
-          <w:sz w:val="24"/>
+          <w:sz w:val="28"/>
           <w:szCs w:val="24"/>
         </w:rPr>
         <w:t>5. PROJECT SCHEDULE</w:t>
@@ -2371,6 +2530,7 @@
                 <w:sz w:val="24"/>
                 <w:szCs w:val="24"/>
               </w:rPr>
+              <w:lastRenderedPageBreak/>
               <w:t>2.1</w:t>
             </w:r>
           </w:p>
@@ -2765,7 +2925,6 @@
                 <w:sz w:val="24"/>
                 <w:szCs w:val="24"/>
               </w:rPr>
-              <w:lastRenderedPageBreak/>
               <w:t>2.3</w:t>
             </w:r>
           </w:p>
@@ -5470,6 +5629,7 @@
                 <w:sz w:val="24"/>
                 <w:szCs w:val="24"/>
               </w:rPr>
+              <w:lastRenderedPageBreak/>
               <w:t>4.0</w:t>
             </w:r>
           </w:p>
@@ -5675,7 +5835,6 @@
                 <w:sz w:val="24"/>
                 <w:szCs w:val="24"/>
               </w:rPr>
-              <w:lastRenderedPageBreak/>
               <w:t>4.1</w:t>
             </w:r>
           </w:p>
@@ -8167,7 +8326,7 @@
           <w:b/>
           <w:bCs/>
           <w:color w:val="000000"/>
-          <w:sz w:val="24"/>
+          <w:sz w:val="28"/>
           <w:szCs w:val="24"/>
         </w:rPr>
       </w:pPr>
@@ -8178,10 +8337,9 @@
           <w:b/>
           <w:bCs/>
           <w:color w:val="222222"/>
-          <w:sz w:val="24"/>
-          <w:szCs w:val="24"/>
-        </w:rPr>
-        <w:lastRenderedPageBreak/>
+          <w:sz w:val="28"/>
+          <w:szCs w:val="24"/>
+        </w:rPr>
         <w:t>5.1 Milestones and Deliverables</w:t>
       </w:r>
       <w:bookmarkEnd w:id="1"/>
@@ -8228,6 +8386,20 @@
               <w:jc w:val="center"/>
               <w:rPr>
                 <w:rFonts w:ascii="Times New Roman" w:eastAsia="Times New Roman" w:hAnsi="Times New Roman" w:cs="Times New Roman"/>
+                <w:b/>
+                <w:bCs/>
+                <w:color w:val="222222"/>
+                <w:sz w:val="24"/>
+                <w:szCs w:val="24"/>
+              </w:rPr>
+            </w:pPr>
+          </w:p>
+          <w:p>
+            <w:pPr>
+              <w:spacing w:after="0" w:line="240" w:lineRule="auto"/>
+              <w:jc w:val="center"/>
+              <w:rPr>
+                <w:rFonts w:ascii="Times New Roman" w:eastAsia="Times New Roman" w:hAnsi="Times New Roman" w:cs="Times New Roman"/>
                 <w:color w:val="222222"/>
                 <w:sz w:val="24"/>
                 <w:szCs w:val="24"/>
@@ -9960,8 +10132,820 @@
       </w:pPr>
     </w:lvl>
   </w:abstractNum>
+  <w:abstractNum w:abstractNumId="1" w15:restartNumberingAfterBreak="0">
+    <w:nsid w:val="387647EB"/>
+    <w:multiLevelType w:val="hybridMultilevel"/>
+    <w:tmpl w:val="93EEBABC"/>
+    <w:lvl w:ilvl="0" w:tplc="04090001">
+      <w:start w:val="1"/>
+      <w:numFmt w:val="bullet"/>
+      <w:lvlText w:val=""/>
+      <w:lvlJc w:val="left"/>
+      <w:pPr>
+        <w:ind w:left="720" w:hanging="360"/>
+      </w:pPr>
+      <w:rPr>
+        <w:rFonts w:ascii="Symbol" w:hAnsi="Symbol" w:hint="default"/>
+      </w:rPr>
+    </w:lvl>
+    <w:lvl w:ilvl="1" w:tplc="04090003" w:tentative="1">
+      <w:start w:val="1"/>
+      <w:numFmt w:val="bullet"/>
+      <w:lvlText w:val="o"/>
+      <w:lvlJc w:val="left"/>
+      <w:pPr>
+        <w:ind w:left="1440" w:hanging="360"/>
+      </w:pPr>
+      <w:rPr>
+        <w:rFonts w:ascii="Courier New" w:hAnsi="Courier New" w:cs="Courier New" w:hint="default"/>
+      </w:rPr>
+    </w:lvl>
+    <w:lvl w:ilvl="2" w:tplc="04090005" w:tentative="1">
+      <w:start w:val="1"/>
+      <w:numFmt w:val="bullet"/>
+      <w:lvlText w:val=""/>
+      <w:lvlJc w:val="left"/>
+      <w:pPr>
+        <w:ind w:left="2160" w:hanging="360"/>
+      </w:pPr>
+      <w:rPr>
+        <w:rFonts w:ascii="Wingdings" w:hAnsi="Wingdings" w:hint="default"/>
+      </w:rPr>
+    </w:lvl>
+    <w:lvl w:ilvl="3" w:tplc="04090001" w:tentative="1">
+      <w:start w:val="1"/>
+      <w:numFmt w:val="bullet"/>
+      <w:lvlText w:val=""/>
+      <w:lvlJc w:val="left"/>
+      <w:pPr>
+        <w:ind w:left="2880" w:hanging="360"/>
+      </w:pPr>
+      <w:rPr>
+        <w:rFonts w:ascii="Symbol" w:hAnsi="Symbol" w:hint="default"/>
+      </w:rPr>
+    </w:lvl>
+    <w:lvl w:ilvl="4" w:tplc="04090003" w:tentative="1">
+      <w:start w:val="1"/>
+      <w:numFmt w:val="bullet"/>
+      <w:lvlText w:val="o"/>
+      <w:lvlJc w:val="left"/>
+      <w:pPr>
+        <w:ind w:left="3600" w:hanging="360"/>
+      </w:pPr>
+      <w:rPr>
+        <w:rFonts w:ascii="Courier New" w:hAnsi="Courier New" w:cs="Courier New" w:hint="default"/>
+      </w:rPr>
+    </w:lvl>
+    <w:lvl w:ilvl="5" w:tplc="04090005" w:tentative="1">
+      <w:start w:val="1"/>
+      <w:numFmt w:val="bullet"/>
+      <w:lvlText w:val=""/>
+      <w:lvlJc w:val="left"/>
+      <w:pPr>
+        <w:ind w:left="4320" w:hanging="360"/>
+      </w:pPr>
+      <w:rPr>
+        <w:rFonts w:ascii="Wingdings" w:hAnsi="Wingdings" w:hint="default"/>
+      </w:rPr>
+    </w:lvl>
+    <w:lvl w:ilvl="6" w:tplc="04090001" w:tentative="1">
+      <w:start w:val="1"/>
+      <w:numFmt w:val="bullet"/>
+      <w:lvlText w:val=""/>
+      <w:lvlJc w:val="left"/>
+      <w:pPr>
+        <w:ind w:left="5040" w:hanging="360"/>
+      </w:pPr>
+      <w:rPr>
+        <w:rFonts w:ascii="Symbol" w:hAnsi="Symbol" w:hint="default"/>
+      </w:rPr>
+    </w:lvl>
+    <w:lvl w:ilvl="7" w:tplc="04090003" w:tentative="1">
+      <w:start w:val="1"/>
+      <w:numFmt w:val="bullet"/>
+      <w:lvlText w:val="o"/>
+      <w:lvlJc w:val="left"/>
+      <w:pPr>
+        <w:ind w:left="5760" w:hanging="360"/>
+      </w:pPr>
+      <w:rPr>
+        <w:rFonts w:ascii="Courier New" w:hAnsi="Courier New" w:cs="Courier New" w:hint="default"/>
+      </w:rPr>
+    </w:lvl>
+    <w:lvl w:ilvl="8" w:tplc="04090005" w:tentative="1">
+      <w:start w:val="1"/>
+      <w:numFmt w:val="bullet"/>
+      <w:lvlText w:val=""/>
+      <w:lvlJc w:val="left"/>
+      <w:pPr>
+        <w:ind w:left="6480" w:hanging="360"/>
+      </w:pPr>
+      <w:rPr>
+        <w:rFonts w:ascii="Wingdings" w:hAnsi="Wingdings" w:hint="default"/>
+      </w:rPr>
+    </w:lvl>
+  </w:abstractNum>
+  <w:abstractNum w:abstractNumId="2" w15:restartNumberingAfterBreak="0">
+    <w:nsid w:val="3C44432B"/>
+    <w:multiLevelType w:val="hybridMultilevel"/>
+    <w:tmpl w:val="2F6A568C"/>
+    <w:lvl w:ilvl="0" w:tplc="04090001">
+      <w:start w:val="1"/>
+      <w:numFmt w:val="bullet"/>
+      <w:lvlText w:val=""/>
+      <w:lvlJc w:val="left"/>
+      <w:pPr>
+        <w:ind w:left="720" w:hanging="360"/>
+      </w:pPr>
+      <w:rPr>
+        <w:rFonts w:ascii="Symbol" w:hAnsi="Symbol" w:hint="default"/>
+      </w:rPr>
+    </w:lvl>
+    <w:lvl w:ilvl="1" w:tplc="04090003" w:tentative="1">
+      <w:start w:val="1"/>
+      <w:numFmt w:val="bullet"/>
+      <w:lvlText w:val="o"/>
+      <w:lvlJc w:val="left"/>
+      <w:pPr>
+        <w:ind w:left="1440" w:hanging="360"/>
+      </w:pPr>
+      <w:rPr>
+        <w:rFonts w:ascii="Courier New" w:hAnsi="Courier New" w:cs="Courier New" w:hint="default"/>
+      </w:rPr>
+    </w:lvl>
+    <w:lvl w:ilvl="2" w:tplc="04090005" w:tentative="1">
+      <w:start w:val="1"/>
+      <w:numFmt w:val="bullet"/>
+      <w:lvlText w:val=""/>
+      <w:lvlJc w:val="left"/>
+      <w:pPr>
+        <w:ind w:left="2160" w:hanging="360"/>
+      </w:pPr>
+      <w:rPr>
+        <w:rFonts w:ascii="Wingdings" w:hAnsi="Wingdings" w:hint="default"/>
+      </w:rPr>
+    </w:lvl>
+    <w:lvl w:ilvl="3" w:tplc="04090001" w:tentative="1">
+      <w:start w:val="1"/>
+      <w:numFmt w:val="bullet"/>
+      <w:lvlText w:val=""/>
+      <w:lvlJc w:val="left"/>
+      <w:pPr>
+        <w:ind w:left="2880" w:hanging="360"/>
+      </w:pPr>
+      <w:rPr>
+        <w:rFonts w:ascii="Symbol" w:hAnsi="Symbol" w:hint="default"/>
+      </w:rPr>
+    </w:lvl>
+    <w:lvl w:ilvl="4" w:tplc="04090003" w:tentative="1">
+      <w:start w:val="1"/>
+      <w:numFmt w:val="bullet"/>
+      <w:lvlText w:val="o"/>
+      <w:lvlJc w:val="left"/>
+      <w:pPr>
+        <w:ind w:left="3600" w:hanging="360"/>
+      </w:pPr>
+      <w:rPr>
+        <w:rFonts w:ascii="Courier New" w:hAnsi="Courier New" w:cs="Courier New" w:hint="default"/>
+      </w:rPr>
+    </w:lvl>
+    <w:lvl w:ilvl="5" w:tplc="04090005" w:tentative="1">
+      <w:start w:val="1"/>
+      <w:numFmt w:val="bullet"/>
+      <w:lvlText w:val=""/>
+      <w:lvlJc w:val="left"/>
+      <w:pPr>
+        <w:ind w:left="4320" w:hanging="360"/>
+      </w:pPr>
+      <w:rPr>
+        <w:rFonts w:ascii="Wingdings" w:hAnsi="Wingdings" w:hint="default"/>
+      </w:rPr>
+    </w:lvl>
+    <w:lvl w:ilvl="6" w:tplc="04090001" w:tentative="1">
+      <w:start w:val="1"/>
+      <w:numFmt w:val="bullet"/>
+      <w:lvlText w:val=""/>
+      <w:lvlJc w:val="left"/>
+      <w:pPr>
+        <w:ind w:left="5040" w:hanging="360"/>
+      </w:pPr>
+      <w:rPr>
+        <w:rFonts w:ascii="Symbol" w:hAnsi="Symbol" w:hint="default"/>
+      </w:rPr>
+    </w:lvl>
+    <w:lvl w:ilvl="7" w:tplc="04090003" w:tentative="1">
+      <w:start w:val="1"/>
+      <w:numFmt w:val="bullet"/>
+      <w:lvlText w:val="o"/>
+      <w:lvlJc w:val="left"/>
+      <w:pPr>
+        <w:ind w:left="5760" w:hanging="360"/>
+      </w:pPr>
+      <w:rPr>
+        <w:rFonts w:ascii="Courier New" w:hAnsi="Courier New" w:cs="Courier New" w:hint="default"/>
+      </w:rPr>
+    </w:lvl>
+    <w:lvl w:ilvl="8" w:tplc="04090005" w:tentative="1">
+      <w:start w:val="1"/>
+      <w:numFmt w:val="bullet"/>
+      <w:lvlText w:val=""/>
+      <w:lvlJc w:val="left"/>
+      <w:pPr>
+        <w:ind w:left="6480" w:hanging="360"/>
+      </w:pPr>
+      <w:rPr>
+        <w:rFonts w:ascii="Wingdings" w:hAnsi="Wingdings" w:hint="default"/>
+      </w:rPr>
+    </w:lvl>
+  </w:abstractNum>
+  <w:abstractNum w:abstractNumId="3" w15:restartNumberingAfterBreak="0">
+    <w:nsid w:val="4F884942"/>
+    <w:multiLevelType w:val="hybridMultilevel"/>
+    <w:tmpl w:val="7C5C5BE0"/>
+    <w:lvl w:ilvl="0" w:tplc="04090001">
+      <w:start w:val="1"/>
+      <w:numFmt w:val="bullet"/>
+      <w:lvlText w:val=""/>
+      <w:lvlJc w:val="left"/>
+      <w:pPr>
+        <w:ind w:left="720" w:hanging="360"/>
+      </w:pPr>
+      <w:rPr>
+        <w:rFonts w:ascii="Symbol" w:hAnsi="Symbol" w:hint="default"/>
+      </w:rPr>
+    </w:lvl>
+    <w:lvl w:ilvl="1" w:tplc="04090003" w:tentative="1">
+      <w:start w:val="1"/>
+      <w:numFmt w:val="bullet"/>
+      <w:lvlText w:val="o"/>
+      <w:lvlJc w:val="left"/>
+      <w:pPr>
+        <w:ind w:left="1440" w:hanging="360"/>
+      </w:pPr>
+      <w:rPr>
+        <w:rFonts w:ascii="Courier New" w:hAnsi="Courier New" w:cs="Courier New" w:hint="default"/>
+      </w:rPr>
+    </w:lvl>
+    <w:lvl w:ilvl="2" w:tplc="04090005" w:tentative="1">
+      <w:start w:val="1"/>
+      <w:numFmt w:val="bullet"/>
+      <w:lvlText w:val=""/>
+      <w:lvlJc w:val="left"/>
+      <w:pPr>
+        <w:ind w:left="2160" w:hanging="360"/>
+      </w:pPr>
+      <w:rPr>
+        <w:rFonts w:ascii="Wingdings" w:hAnsi="Wingdings" w:hint="default"/>
+      </w:rPr>
+    </w:lvl>
+    <w:lvl w:ilvl="3" w:tplc="04090001" w:tentative="1">
+      <w:start w:val="1"/>
+      <w:numFmt w:val="bullet"/>
+      <w:lvlText w:val=""/>
+      <w:lvlJc w:val="left"/>
+      <w:pPr>
+        <w:ind w:left="2880" w:hanging="360"/>
+      </w:pPr>
+      <w:rPr>
+        <w:rFonts w:ascii="Symbol" w:hAnsi="Symbol" w:hint="default"/>
+      </w:rPr>
+    </w:lvl>
+    <w:lvl w:ilvl="4" w:tplc="04090003" w:tentative="1">
+      <w:start w:val="1"/>
+      <w:numFmt w:val="bullet"/>
+      <w:lvlText w:val="o"/>
+      <w:lvlJc w:val="left"/>
+      <w:pPr>
+        <w:ind w:left="3600" w:hanging="360"/>
+      </w:pPr>
+      <w:rPr>
+        <w:rFonts w:ascii="Courier New" w:hAnsi="Courier New" w:cs="Courier New" w:hint="default"/>
+      </w:rPr>
+    </w:lvl>
+    <w:lvl w:ilvl="5" w:tplc="04090005" w:tentative="1">
+      <w:start w:val="1"/>
+      <w:numFmt w:val="bullet"/>
+      <w:lvlText w:val=""/>
+      <w:lvlJc w:val="left"/>
+      <w:pPr>
+        <w:ind w:left="4320" w:hanging="360"/>
+      </w:pPr>
+      <w:rPr>
+        <w:rFonts w:ascii="Wingdings" w:hAnsi="Wingdings" w:hint="default"/>
+      </w:rPr>
+    </w:lvl>
+    <w:lvl w:ilvl="6" w:tplc="04090001" w:tentative="1">
+      <w:start w:val="1"/>
+      <w:numFmt w:val="bullet"/>
+      <w:lvlText w:val=""/>
+      <w:lvlJc w:val="left"/>
+      <w:pPr>
+        <w:ind w:left="5040" w:hanging="360"/>
+      </w:pPr>
+      <w:rPr>
+        <w:rFonts w:ascii="Symbol" w:hAnsi="Symbol" w:hint="default"/>
+      </w:rPr>
+    </w:lvl>
+    <w:lvl w:ilvl="7" w:tplc="04090003" w:tentative="1">
+      <w:start w:val="1"/>
+      <w:numFmt w:val="bullet"/>
+      <w:lvlText w:val="o"/>
+      <w:lvlJc w:val="left"/>
+      <w:pPr>
+        <w:ind w:left="5760" w:hanging="360"/>
+      </w:pPr>
+      <w:rPr>
+        <w:rFonts w:ascii="Courier New" w:hAnsi="Courier New" w:cs="Courier New" w:hint="default"/>
+      </w:rPr>
+    </w:lvl>
+    <w:lvl w:ilvl="8" w:tplc="04090005" w:tentative="1">
+      <w:start w:val="1"/>
+      <w:numFmt w:val="bullet"/>
+      <w:lvlText w:val=""/>
+      <w:lvlJc w:val="left"/>
+      <w:pPr>
+        <w:ind w:left="6480" w:hanging="360"/>
+      </w:pPr>
+      <w:rPr>
+        <w:rFonts w:ascii="Wingdings" w:hAnsi="Wingdings" w:hint="default"/>
+      </w:rPr>
+    </w:lvl>
+  </w:abstractNum>
+  <w:abstractNum w:abstractNumId="4" w15:restartNumberingAfterBreak="0">
+    <w:nsid w:val="532E5011"/>
+    <w:multiLevelType w:val="hybridMultilevel"/>
+    <w:tmpl w:val="C97AD156"/>
+    <w:lvl w:ilvl="0" w:tplc="04090001">
+      <w:start w:val="1"/>
+      <w:numFmt w:val="bullet"/>
+      <w:lvlText w:val=""/>
+      <w:lvlJc w:val="left"/>
+      <w:pPr>
+        <w:ind w:left="720" w:hanging="360"/>
+      </w:pPr>
+      <w:rPr>
+        <w:rFonts w:ascii="Symbol" w:hAnsi="Symbol" w:hint="default"/>
+      </w:rPr>
+    </w:lvl>
+    <w:lvl w:ilvl="1" w:tplc="04090003" w:tentative="1">
+      <w:start w:val="1"/>
+      <w:numFmt w:val="bullet"/>
+      <w:lvlText w:val="o"/>
+      <w:lvlJc w:val="left"/>
+      <w:pPr>
+        <w:ind w:left="1440" w:hanging="360"/>
+      </w:pPr>
+      <w:rPr>
+        <w:rFonts w:ascii="Courier New" w:hAnsi="Courier New" w:cs="Courier New" w:hint="default"/>
+      </w:rPr>
+    </w:lvl>
+    <w:lvl w:ilvl="2" w:tplc="04090005" w:tentative="1">
+      <w:start w:val="1"/>
+      <w:numFmt w:val="bullet"/>
+      <w:lvlText w:val=""/>
+      <w:lvlJc w:val="left"/>
+      <w:pPr>
+        <w:ind w:left="2160" w:hanging="360"/>
+      </w:pPr>
+      <w:rPr>
+        <w:rFonts w:ascii="Wingdings" w:hAnsi="Wingdings" w:hint="default"/>
+      </w:rPr>
+    </w:lvl>
+    <w:lvl w:ilvl="3" w:tplc="04090001" w:tentative="1">
+      <w:start w:val="1"/>
+      <w:numFmt w:val="bullet"/>
+      <w:lvlText w:val=""/>
+      <w:lvlJc w:val="left"/>
+      <w:pPr>
+        <w:ind w:left="2880" w:hanging="360"/>
+      </w:pPr>
+      <w:rPr>
+        <w:rFonts w:ascii="Symbol" w:hAnsi="Symbol" w:hint="default"/>
+      </w:rPr>
+    </w:lvl>
+    <w:lvl w:ilvl="4" w:tplc="04090003" w:tentative="1">
+      <w:start w:val="1"/>
+      <w:numFmt w:val="bullet"/>
+      <w:lvlText w:val="o"/>
+      <w:lvlJc w:val="left"/>
+      <w:pPr>
+        <w:ind w:left="3600" w:hanging="360"/>
+      </w:pPr>
+      <w:rPr>
+        <w:rFonts w:ascii="Courier New" w:hAnsi="Courier New" w:cs="Courier New" w:hint="default"/>
+      </w:rPr>
+    </w:lvl>
+    <w:lvl w:ilvl="5" w:tplc="04090005" w:tentative="1">
+      <w:start w:val="1"/>
+      <w:numFmt w:val="bullet"/>
+      <w:lvlText w:val=""/>
+      <w:lvlJc w:val="left"/>
+      <w:pPr>
+        <w:ind w:left="4320" w:hanging="360"/>
+      </w:pPr>
+      <w:rPr>
+        <w:rFonts w:ascii="Wingdings" w:hAnsi="Wingdings" w:hint="default"/>
+      </w:rPr>
+    </w:lvl>
+    <w:lvl w:ilvl="6" w:tplc="04090001" w:tentative="1">
+      <w:start w:val="1"/>
+      <w:numFmt w:val="bullet"/>
+      <w:lvlText w:val=""/>
+      <w:lvlJc w:val="left"/>
+      <w:pPr>
+        <w:ind w:left="5040" w:hanging="360"/>
+      </w:pPr>
+      <w:rPr>
+        <w:rFonts w:ascii="Symbol" w:hAnsi="Symbol" w:hint="default"/>
+      </w:rPr>
+    </w:lvl>
+    <w:lvl w:ilvl="7" w:tplc="04090003" w:tentative="1">
+      <w:start w:val="1"/>
+      <w:numFmt w:val="bullet"/>
+      <w:lvlText w:val="o"/>
+      <w:lvlJc w:val="left"/>
+      <w:pPr>
+        <w:ind w:left="5760" w:hanging="360"/>
+      </w:pPr>
+      <w:rPr>
+        <w:rFonts w:ascii="Courier New" w:hAnsi="Courier New" w:cs="Courier New" w:hint="default"/>
+      </w:rPr>
+    </w:lvl>
+    <w:lvl w:ilvl="8" w:tplc="04090005" w:tentative="1">
+      <w:start w:val="1"/>
+      <w:numFmt w:val="bullet"/>
+      <w:lvlText w:val=""/>
+      <w:lvlJc w:val="left"/>
+      <w:pPr>
+        <w:ind w:left="6480" w:hanging="360"/>
+      </w:pPr>
+      <w:rPr>
+        <w:rFonts w:ascii="Wingdings" w:hAnsi="Wingdings" w:hint="default"/>
+      </w:rPr>
+    </w:lvl>
+  </w:abstractNum>
+  <w:abstractNum w:abstractNumId="5" w15:restartNumberingAfterBreak="0">
+    <w:nsid w:val="65414AC1"/>
+    <w:multiLevelType w:val="hybridMultilevel"/>
+    <w:tmpl w:val="16B47F2C"/>
+    <w:lvl w:ilvl="0" w:tplc="04090001">
+      <w:start w:val="1"/>
+      <w:numFmt w:val="bullet"/>
+      <w:lvlText w:val=""/>
+      <w:lvlJc w:val="left"/>
+      <w:pPr>
+        <w:ind w:left="720" w:hanging="360"/>
+      </w:pPr>
+      <w:rPr>
+        <w:rFonts w:ascii="Symbol" w:hAnsi="Symbol" w:hint="default"/>
+      </w:rPr>
+    </w:lvl>
+    <w:lvl w:ilvl="1" w:tplc="04090003" w:tentative="1">
+      <w:start w:val="1"/>
+      <w:numFmt w:val="bullet"/>
+      <w:lvlText w:val="o"/>
+      <w:lvlJc w:val="left"/>
+      <w:pPr>
+        <w:ind w:left="1440" w:hanging="360"/>
+      </w:pPr>
+      <w:rPr>
+        <w:rFonts w:ascii="Courier New" w:hAnsi="Courier New" w:cs="Courier New" w:hint="default"/>
+      </w:rPr>
+    </w:lvl>
+    <w:lvl w:ilvl="2" w:tplc="04090005" w:tentative="1">
+      <w:start w:val="1"/>
+      <w:numFmt w:val="bullet"/>
+      <w:lvlText w:val=""/>
+      <w:lvlJc w:val="left"/>
+      <w:pPr>
+        <w:ind w:left="2160" w:hanging="360"/>
+      </w:pPr>
+      <w:rPr>
+        <w:rFonts w:ascii="Wingdings" w:hAnsi="Wingdings" w:hint="default"/>
+      </w:rPr>
+    </w:lvl>
+    <w:lvl w:ilvl="3" w:tplc="04090001" w:tentative="1">
+      <w:start w:val="1"/>
+      <w:numFmt w:val="bullet"/>
+      <w:lvlText w:val=""/>
+      <w:lvlJc w:val="left"/>
+      <w:pPr>
+        <w:ind w:left="2880" w:hanging="360"/>
+      </w:pPr>
+      <w:rPr>
+        <w:rFonts w:ascii="Symbol" w:hAnsi="Symbol" w:hint="default"/>
+      </w:rPr>
+    </w:lvl>
+    <w:lvl w:ilvl="4" w:tplc="04090003" w:tentative="1">
+      <w:start w:val="1"/>
+      <w:numFmt w:val="bullet"/>
+      <w:lvlText w:val="o"/>
+      <w:lvlJc w:val="left"/>
+      <w:pPr>
+        <w:ind w:left="3600" w:hanging="360"/>
+      </w:pPr>
+      <w:rPr>
+        <w:rFonts w:ascii="Courier New" w:hAnsi="Courier New" w:cs="Courier New" w:hint="default"/>
+      </w:rPr>
+    </w:lvl>
+    <w:lvl w:ilvl="5" w:tplc="04090005" w:tentative="1">
+      <w:start w:val="1"/>
+      <w:numFmt w:val="bullet"/>
+      <w:lvlText w:val=""/>
+      <w:lvlJc w:val="left"/>
+      <w:pPr>
+        <w:ind w:left="4320" w:hanging="360"/>
+      </w:pPr>
+      <w:rPr>
+        <w:rFonts w:ascii="Wingdings" w:hAnsi="Wingdings" w:hint="default"/>
+      </w:rPr>
+    </w:lvl>
+    <w:lvl w:ilvl="6" w:tplc="04090001" w:tentative="1">
+      <w:start w:val="1"/>
+      <w:numFmt w:val="bullet"/>
+      <w:lvlText w:val=""/>
+      <w:lvlJc w:val="left"/>
+      <w:pPr>
+        <w:ind w:left="5040" w:hanging="360"/>
+      </w:pPr>
+      <w:rPr>
+        <w:rFonts w:ascii="Symbol" w:hAnsi="Symbol" w:hint="default"/>
+      </w:rPr>
+    </w:lvl>
+    <w:lvl w:ilvl="7" w:tplc="04090003" w:tentative="1">
+      <w:start w:val="1"/>
+      <w:numFmt w:val="bullet"/>
+      <w:lvlText w:val="o"/>
+      <w:lvlJc w:val="left"/>
+      <w:pPr>
+        <w:ind w:left="5760" w:hanging="360"/>
+      </w:pPr>
+      <w:rPr>
+        <w:rFonts w:ascii="Courier New" w:hAnsi="Courier New" w:cs="Courier New" w:hint="default"/>
+      </w:rPr>
+    </w:lvl>
+    <w:lvl w:ilvl="8" w:tplc="04090005" w:tentative="1">
+      <w:start w:val="1"/>
+      <w:numFmt w:val="bullet"/>
+      <w:lvlText w:val=""/>
+      <w:lvlJc w:val="left"/>
+      <w:pPr>
+        <w:ind w:left="6480" w:hanging="360"/>
+      </w:pPr>
+      <w:rPr>
+        <w:rFonts w:ascii="Wingdings" w:hAnsi="Wingdings" w:hint="default"/>
+      </w:rPr>
+    </w:lvl>
+  </w:abstractNum>
+  <w:abstractNum w:abstractNumId="6" w15:restartNumberingAfterBreak="0">
+    <w:nsid w:val="6B6A09C6"/>
+    <w:multiLevelType w:val="hybridMultilevel"/>
+    <w:tmpl w:val="3E5E3076"/>
+    <w:lvl w:ilvl="0" w:tplc="04090001">
+      <w:start w:val="1"/>
+      <w:numFmt w:val="bullet"/>
+      <w:lvlText w:val=""/>
+      <w:lvlJc w:val="left"/>
+      <w:pPr>
+        <w:ind w:left="720" w:hanging="360"/>
+      </w:pPr>
+      <w:rPr>
+        <w:rFonts w:ascii="Symbol" w:hAnsi="Symbol" w:hint="default"/>
+      </w:rPr>
+    </w:lvl>
+    <w:lvl w:ilvl="1" w:tplc="04090003" w:tentative="1">
+      <w:start w:val="1"/>
+      <w:numFmt w:val="bullet"/>
+      <w:lvlText w:val="o"/>
+      <w:lvlJc w:val="left"/>
+      <w:pPr>
+        <w:ind w:left="1440" w:hanging="360"/>
+      </w:pPr>
+      <w:rPr>
+        <w:rFonts w:ascii="Courier New" w:hAnsi="Courier New" w:cs="Courier New" w:hint="default"/>
+      </w:rPr>
+    </w:lvl>
+    <w:lvl w:ilvl="2" w:tplc="04090005" w:tentative="1">
+      <w:start w:val="1"/>
+      <w:numFmt w:val="bullet"/>
+      <w:lvlText w:val=""/>
+      <w:lvlJc w:val="left"/>
+      <w:pPr>
+        <w:ind w:left="2160" w:hanging="360"/>
+      </w:pPr>
+      <w:rPr>
+        <w:rFonts w:ascii="Wingdings" w:hAnsi="Wingdings" w:hint="default"/>
+      </w:rPr>
+    </w:lvl>
+    <w:lvl w:ilvl="3" w:tplc="04090001" w:tentative="1">
+      <w:start w:val="1"/>
+      <w:numFmt w:val="bullet"/>
+      <w:lvlText w:val=""/>
+      <w:lvlJc w:val="left"/>
+      <w:pPr>
+        <w:ind w:left="2880" w:hanging="360"/>
+      </w:pPr>
+      <w:rPr>
+        <w:rFonts w:ascii="Symbol" w:hAnsi="Symbol" w:hint="default"/>
+      </w:rPr>
+    </w:lvl>
+    <w:lvl w:ilvl="4" w:tplc="04090003" w:tentative="1">
+      <w:start w:val="1"/>
+      <w:numFmt w:val="bullet"/>
+      <w:lvlText w:val="o"/>
+      <w:lvlJc w:val="left"/>
+      <w:pPr>
+        <w:ind w:left="3600" w:hanging="360"/>
+      </w:pPr>
+      <w:rPr>
+        <w:rFonts w:ascii="Courier New" w:hAnsi="Courier New" w:cs="Courier New" w:hint="default"/>
+      </w:rPr>
+    </w:lvl>
+    <w:lvl w:ilvl="5" w:tplc="04090005" w:tentative="1">
+      <w:start w:val="1"/>
+      <w:numFmt w:val="bullet"/>
+      <w:lvlText w:val=""/>
+      <w:lvlJc w:val="left"/>
+      <w:pPr>
+        <w:ind w:left="4320" w:hanging="360"/>
+      </w:pPr>
+      <w:rPr>
+        <w:rFonts w:ascii="Wingdings" w:hAnsi="Wingdings" w:hint="default"/>
+      </w:rPr>
+    </w:lvl>
+    <w:lvl w:ilvl="6" w:tplc="04090001" w:tentative="1">
+      <w:start w:val="1"/>
+      <w:numFmt w:val="bullet"/>
+      <w:lvlText w:val=""/>
+      <w:lvlJc w:val="left"/>
+      <w:pPr>
+        <w:ind w:left="5040" w:hanging="360"/>
+      </w:pPr>
+      <w:rPr>
+        <w:rFonts w:ascii="Symbol" w:hAnsi="Symbol" w:hint="default"/>
+      </w:rPr>
+    </w:lvl>
+    <w:lvl w:ilvl="7" w:tplc="04090003" w:tentative="1">
+      <w:start w:val="1"/>
+      <w:numFmt w:val="bullet"/>
+      <w:lvlText w:val="o"/>
+      <w:lvlJc w:val="left"/>
+      <w:pPr>
+        <w:ind w:left="5760" w:hanging="360"/>
+      </w:pPr>
+      <w:rPr>
+        <w:rFonts w:ascii="Courier New" w:hAnsi="Courier New" w:cs="Courier New" w:hint="default"/>
+      </w:rPr>
+    </w:lvl>
+    <w:lvl w:ilvl="8" w:tplc="04090005" w:tentative="1">
+      <w:start w:val="1"/>
+      <w:numFmt w:val="bullet"/>
+      <w:lvlText w:val=""/>
+      <w:lvlJc w:val="left"/>
+      <w:pPr>
+        <w:ind w:left="6480" w:hanging="360"/>
+      </w:pPr>
+      <w:rPr>
+        <w:rFonts w:ascii="Wingdings" w:hAnsi="Wingdings" w:hint="default"/>
+      </w:rPr>
+    </w:lvl>
+  </w:abstractNum>
+  <w:abstractNum w:abstractNumId="7" w15:restartNumberingAfterBreak="0">
+    <w:nsid w:val="6FF55090"/>
+    <w:multiLevelType w:val="hybridMultilevel"/>
+    <w:tmpl w:val="B5A6237E"/>
+    <w:lvl w:ilvl="0" w:tplc="04090001">
+      <w:start w:val="1"/>
+      <w:numFmt w:val="bullet"/>
+      <w:lvlText w:val=""/>
+      <w:lvlJc w:val="left"/>
+      <w:pPr>
+        <w:ind w:left="720" w:hanging="360"/>
+      </w:pPr>
+      <w:rPr>
+        <w:rFonts w:ascii="Symbol" w:hAnsi="Symbol" w:hint="default"/>
+      </w:rPr>
+    </w:lvl>
+    <w:lvl w:ilvl="1" w:tplc="04090003" w:tentative="1">
+      <w:start w:val="1"/>
+      <w:numFmt w:val="bullet"/>
+      <w:lvlText w:val="o"/>
+      <w:lvlJc w:val="left"/>
+      <w:pPr>
+        <w:ind w:left="1440" w:hanging="360"/>
+      </w:pPr>
+      <w:rPr>
+        <w:rFonts w:ascii="Courier New" w:hAnsi="Courier New" w:cs="Courier New" w:hint="default"/>
+      </w:rPr>
+    </w:lvl>
+    <w:lvl w:ilvl="2" w:tplc="04090005" w:tentative="1">
+      <w:start w:val="1"/>
+      <w:numFmt w:val="bullet"/>
+      <w:lvlText w:val=""/>
+      <w:lvlJc w:val="left"/>
+      <w:pPr>
+        <w:ind w:left="2160" w:hanging="360"/>
+      </w:pPr>
+      <w:rPr>
+        <w:rFonts w:ascii="Wingdings" w:hAnsi="Wingdings" w:hint="default"/>
+      </w:rPr>
+    </w:lvl>
+    <w:lvl w:ilvl="3" w:tplc="04090001" w:tentative="1">
+      <w:start w:val="1"/>
+      <w:numFmt w:val="bullet"/>
+      <w:lvlText w:val=""/>
+      <w:lvlJc w:val="left"/>
+      <w:pPr>
+        <w:ind w:left="2880" w:hanging="360"/>
+      </w:pPr>
+      <w:rPr>
+        <w:rFonts w:ascii="Symbol" w:hAnsi="Symbol" w:hint="default"/>
+      </w:rPr>
+    </w:lvl>
+    <w:lvl w:ilvl="4" w:tplc="04090003" w:tentative="1">
+      <w:start w:val="1"/>
+      <w:numFmt w:val="bullet"/>
+      <w:lvlText w:val="o"/>
+      <w:lvlJc w:val="left"/>
+      <w:pPr>
+        <w:ind w:left="3600" w:hanging="360"/>
+      </w:pPr>
+      <w:rPr>
+        <w:rFonts w:ascii="Courier New" w:hAnsi="Courier New" w:cs="Courier New" w:hint="default"/>
+      </w:rPr>
+    </w:lvl>
+    <w:lvl w:ilvl="5" w:tplc="04090005" w:tentative="1">
+      <w:start w:val="1"/>
+      <w:numFmt w:val="bullet"/>
+      <w:lvlText w:val=""/>
+      <w:lvlJc w:val="left"/>
+      <w:pPr>
+        <w:ind w:left="4320" w:hanging="360"/>
+      </w:pPr>
+      <w:rPr>
+        <w:rFonts w:ascii="Wingdings" w:hAnsi="Wingdings" w:hint="default"/>
+      </w:rPr>
+    </w:lvl>
+    <w:lvl w:ilvl="6" w:tplc="04090001" w:tentative="1">
+      <w:start w:val="1"/>
+      <w:numFmt w:val="bullet"/>
+      <w:lvlText w:val=""/>
+      <w:lvlJc w:val="left"/>
+      <w:pPr>
+        <w:ind w:left="5040" w:hanging="360"/>
+      </w:pPr>
+      <w:rPr>
+        <w:rFonts w:ascii="Symbol" w:hAnsi="Symbol" w:hint="default"/>
+      </w:rPr>
+    </w:lvl>
+    <w:lvl w:ilvl="7" w:tplc="04090003" w:tentative="1">
+      <w:start w:val="1"/>
+      <w:numFmt w:val="bullet"/>
+      <w:lvlText w:val="o"/>
+      <w:lvlJc w:val="left"/>
+      <w:pPr>
+        <w:ind w:left="5760" w:hanging="360"/>
+      </w:pPr>
+      <w:rPr>
+        <w:rFonts w:ascii="Courier New" w:hAnsi="Courier New" w:cs="Courier New" w:hint="default"/>
+      </w:rPr>
+    </w:lvl>
+    <w:lvl w:ilvl="8" w:tplc="04090005" w:tentative="1">
+      <w:start w:val="1"/>
+      <w:numFmt w:val="bullet"/>
+      <w:lvlText w:val=""/>
+      <w:lvlJc w:val="left"/>
+      <w:pPr>
+        <w:ind w:left="6480" w:hanging="360"/>
+      </w:pPr>
+      <w:rPr>
+        <w:rFonts w:ascii="Wingdings" w:hAnsi="Wingdings" w:hint="default"/>
+      </w:rPr>
+    </w:lvl>
+  </w:abstractNum>
   <w:num w:numId="1">
     <w:abstractNumId w:val="0"/>
+  </w:num>
+  <w:num w:numId="2">
+    <w:abstractNumId w:val="4"/>
+  </w:num>
+  <w:num w:numId="3">
+    <w:abstractNumId w:val="6"/>
+  </w:num>
+  <w:num w:numId="4">
+    <w:abstractNumId w:val="7"/>
+  </w:num>
+  <w:num w:numId="5">
+    <w:abstractNumId w:val="3"/>
+  </w:num>
+  <w:num w:numId="6">
+    <w:abstractNumId w:val="2"/>
+  </w:num>
+  <w:num w:numId="7">
+    <w:abstractNumId w:val="1"/>
+  </w:num>
+  <w:num w:numId="8">
+    <w:abstractNumId w:val="5"/>
   </w:num>
 </w:numbering>
 </file>
@@ -10448,6 +11432,17 @@
       <w:u w:val="single"/>
     </w:rPr>
   </w:style>
+  <w:style w:type="paragraph" w:styleId="ListParagraph">
+    <w:name w:val="List Paragraph"/>
+    <w:basedOn w:val="Normal"/>
+    <w:uiPriority w:val="34"/>
+    <w:qFormat/>
+    <w:rsid w:val="001A5F60"/>
+    <w:pPr>
+      <w:ind w:left="720"/>
+      <w:contextualSpacing/>
+    </w:pPr>
+  </w:style>
 </w:styles>
 </file>
 
